--- a/TCC - FOGO.docx
+++ b/TCC - FOGO.docx
@@ -11,38 +11,51 @@
           <w:b/>
           <w:bCs/>
         </w:rPr>
-        <w:t>INSTITUTO FEDERAL DE EDUCAÇÃO</w:t>
+        <w:t>INSTITUTO</w:t>
       </w:r>
       <w:r>
         <w:rPr>
           <w:b/>
           <w:bCs/>
         </w:rPr>
-        <w:t>,</w:t>
+        <w:t xml:space="preserve"> FEDERAL DE EDUCAÇÃO</w:t>
       </w:r>
       <w:r>
         <w:rPr>
           <w:b/>
           <w:bCs/>
         </w:rPr>
-        <w:t xml:space="preserve"> CIÊNCIA E TECNOLOGIA DO RIO GRANDE DO NORTE </w:t>
+        <w:t>,</w:t>
       </w:r>
       <w:r>
         <w:rPr>
           <w:b/>
           <w:bCs/>
         </w:rPr>
-        <w:t>- IFRN</w:t>
+        <w:t xml:space="preserve"> CIÊNCIA E TECNOLOGIA DO RIO GRANDE DO NORTE </w:t>
       </w:r>
       <w:r>
         <w:rPr>
           <w:b/>
           <w:bCs/>
         </w:rPr>
+        <w:t>- IFRN</w:t>
+      </w:r>
+      <w:r>
+        <w:rPr>
+          <w:b/>
+          <w:bCs/>
+        </w:rPr>
         <w:br/>
       </w:r>
       <w:r>
-        <w:t>Campus Avançado lajes</w:t>
+        <w:t xml:space="preserve">Campus Avançado </w:t>
+      </w:r>
+      <w:r>
+        <w:t>L</w:t>
+      </w:r>
+      <w:r>
+        <w:t>ajes</w:t>
       </w:r>
       <w:r>
         <w:br/>
@@ -147,6 +160,7 @@
           <w:b/>
           <w:bCs/>
         </w:rPr>
+        <w:lastRenderedPageBreak/>
         <w:t>RESUMO</w:t>
       </w:r>
     </w:p>
@@ -408,53 +422,14 @@
     </w:p>
     <w:p>
       <w:pPr>
-        <w:spacing w:before="240" w:after="160" w:line="360" w:lineRule="auto"/>
-        <w:jc w:val="center"/>
-      </w:pPr>
-      <w:r>
-        <w:rPr>
-          <w:b/>
-        </w:rPr>
-        <w:t>ABSTRACT</w:t>
-      </w:r>
-    </w:p>
-    <w:p>
-      <w:pPr>
-        <w:spacing w:before="240" w:after="160" w:line="259" w:lineRule="auto"/>
-        <w:rPr>
-          <w:b/>
-        </w:rPr>
-      </w:pPr>
-    </w:p>
-    <w:p>
-      <w:pPr>
-        <w:spacing w:before="240" w:after="160" w:line="360" w:lineRule="auto"/>
-      </w:pPr>
-      <w:proofErr w:type="spellStart"/>
-      <w:r>
-        <w:t>TKeywords</w:t>
-      </w:r>
-      <w:proofErr w:type="spellEnd"/>
-      <w:r>
-        <w:t xml:space="preserve">: </w:t>
-      </w:r>
-    </w:p>
-    <w:p>
-      <w:r>
-        <w:br w:type="page"/>
-      </w:r>
-    </w:p>
-    <w:p>
-      <w:pPr>
         <w:pStyle w:val="Sumrio1"/>
       </w:pPr>
       <w:r>
+        <w:lastRenderedPageBreak/>
         <w:t>SÚMARIO</w:t>
       </w:r>
     </w:p>
-    <w:p>
-      <w:commentRangeStart w:id="1"/>
-    </w:p>
+    <w:p/>
     <w:p>
       <w:pPr>
         <w:pStyle w:val="Sumrio1"/>
@@ -633,7 +608,7 @@
             <w:noProof/>
             <w:webHidden/>
           </w:rPr>
-          <w:t>6</w:t>
+          <w:t>5</w:t>
         </w:r>
         <w:r>
           <w:rPr>
@@ -723,7 +698,7 @@
             <w:noProof/>
             <w:webHidden/>
           </w:rPr>
-          <w:t>7</w:t>
+          <w:t>6</w:t>
         </w:r>
         <w:r>
           <w:rPr>
@@ -817,7 +792,7 @@
             <w:noProof/>
             <w:webHidden/>
           </w:rPr>
-          <w:t>7</w:t>
+          <w:t>6</w:t>
         </w:r>
         <w:r>
           <w:rPr>
@@ -911,7 +886,7 @@
             <w:noProof/>
             <w:webHidden/>
           </w:rPr>
-          <w:t>7</w:t>
+          <w:t>6</w:t>
         </w:r>
         <w:r>
           <w:rPr>
@@ -1005,7 +980,7 @@
             <w:noProof/>
             <w:webHidden/>
           </w:rPr>
-          <w:t>7</w:t>
+          <w:t>6</w:t>
         </w:r>
         <w:r>
           <w:rPr>
@@ -1099,7 +1074,7 @@
             <w:noProof/>
             <w:webHidden/>
           </w:rPr>
-          <w:t>7</w:t>
+          <w:t>6</w:t>
         </w:r>
         <w:r>
           <w:rPr>
@@ -1193,7 +1168,7 @@
             <w:noProof/>
             <w:webHidden/>
           </w:rPr>
-          <w:t>7</w:t>
+          <w:t>6</w:t>
         </w:r>
         <w:r>
           <w:rPr>
@@ -1287,7 +1262,7 @@
             <w:noProof/>
             <w:webHidden/>
           </w:rPr>
-          <w:t>8</w:t>
+          <w:t>7</w:t>
         </w:r>
         <w:r>
           <w:rPr>
@@ -1381,7 +1356,7 @@
             <w:noProof/>
             <w:webHidden/>
           </w:rPr>
-          <w:t>8</w:t>
+          <w:t>7</w:t>
         </w:r>
         <w:r>
           <w:rPr>
@@ -1475,7 +1450,7 @@
             <w:noProof/>
             <w:webHidden/>
           </w:rPr>
-          <w:t>8</w:t>
+          <w:t>7</w:t>
         </w:r>
         <w:r>
           <w:rPr>
@@ -1569,7 +1544,7 @@
             <w:noProof/>
             <w:webHidden/>
           </w:rPr>
-          <w:t>8</w:t>
+          <w:t>7</w:t>
         </w:r>
         <w:r>
           <w:rPr>
@@ -1663,7 +1638,7 @@
             <w:noProof/>
             <w:webHidden/>
           </w:rPr>
-          <w:t>8</w:t>
+          <w:t>7</w:t>
         </w:r>
         <w:r>
           <w:rPr>
@@ -1757,7 +1732,7 @@
             <w:noProof/>
             <w:webHidden/>
           </w:rPr>
-          <w:t>9</w:t>
+          <w:t>7</w:t>
         </w:r>
         <w:r>
           <w:rPr>
@@ -1851,7 +1826,7 @@
             <w:noProof/>
             <w:webHidden/>
           </w:rPr>
-          <w:t>9</w:t>
+          <w:t>8</w:t>
         </w:r>
         <w:r>
           <w:rPr>
@@ -1945,7 +1920,7 @@
             <w:noProof/>
             <w:webHidden/>
           </w:rPr>
-          <w:t>9</w:t>
+          <w:t>8</w:t>
         </w:r>
         <w:r>
           <w:rPr>
@@ -2133,7 +2108,7 @@
             <w:noProof/>
             <w:webHidden/>
           </w:rPr>
-          <w:t>10</w:t>
+          <w:t>9</w:t>
         </w:r>
         <w:r>
           <w:rPr>
@@ -2227,7 +2202,7 @@
             <w:noProof/>
             <w:webHidden/>
           </w:rPr>
-          <w:t>11</w:t>
+          <w:t>10</w:t>
         </w:r>
         <w:r>
           <w:rPr>
@@ -2321,7 +2296,7 @@
             <w:noProof/>
             <w:webHidden/>
           </w:rPr>
-          <w:t>11</w:t>
+          <w:t>10</w:t>
         </w:r>
         <w:r>
           <w:rPr>
@@ -2415,7 +2390,7 @@
             <w:noProof/>
             <w:webHidden/>
           </w:rPr>
-          <w:t>12</w:t>
+          <w:t>11</w:t>
         </w:r>
         <w:r>
           <w:rPr>
@@ -2505,7 +2480,7 @@
             <w:noProof/>
             <w:webHidden/>
           </w:rPr>
-          <w:t>13</w:t>
+          <w:t>12</w:t>
         </w:r>
         <w:r>
           <w:rPr>
@@ -2595,7 +2570,7 @@
             <w:noProof/>
             <w:webHidden/>
           </w:rPr>
-          <w:t>14</w:t>
+          <w:t>13</w:t>
         </w:r>
         <w:r>
           <w:rPr>
@@ -2685,7 +2660,7 @@
             <w:noProof/>
             <w:webHidden/>
           </w:rPr>
-          <w:t>15</w:t>
+          <w:t>14</w:t>
         </w:r>
         <w:r>
           <w:rPr>
@@ -2756,7 +2731,7 @@
             <w:noProof/>
             <w:webHidden/>
           </w:rPr>
-          <w:t>16</w:t>
+          <w:t>15</w:t>
         </w:r>
         <w:r>
           <w:rPr>
@@ -2785,80 +2760,19 @@
         </w:rPr>
         <w:fldChar w:fldCharType="end"/>
       </w:r>
-      <w:commentRangeEnd w:id="1"/>
-      <w:r>
-        <w:commentReference w:id="1"/>
-      </w:r>
     </w:p>
     <w:p>
       <w:pPr>
         <w:pStyle w:val="Ttulo1"/>
       </w:pPr>
-      <w:bookmarkStart w:id="2" w:name="_Toc162135281"/>
-      <w:r>
+      <w:bookmarkStart w:id="1" w:name="_Toc162135281"/>
+      <w:r>
+        <w:lastRenderedPageBreak/>
         <w:t>INTRODUÇÃO</w:t>
       </w:r>
-      <w:bookmarkEnd w:id="2"/>
-    </w:p>
-    <w:p>
-      <w:pPr>
-        <w:jc w:val="center"/>
-        <w:rPr>
-          <w:sz w:val="40"/>
-          <w:szCs w:val="40"/>
-        </w:rPr>
-      </w:pPr>
-    </w:p>
-    <w:p>
-      <w:pPr>
-        <w:pStyle w:val="Anotaes"/>
-      </w:pPr>
-      <w:r>
-        <w:t xml:space="preserve">Introdução </w:t>
-      </w:r>
-    </w:p>
-    <w:p>
-      <w:pPr>
-        <w:pStyle w:val="Anotaes"/>
-      </w:pPr>
-      <w:r>
-        <w:t xml:space="preserve">Qual a motivação do projeto? </w:t>
-      </w:r>
-    </w:p>
-    <w:p>
-      <w:pPr>
-        <w:pStyle w:val="Anotaes"/>
-      </w:pPr>
-      <w:r>
-        <w:t xml:space="preserve">Qual será a estrutura básica? </w:t>
-      </w:r>
-    </w:p>
-    <w:p>
-      <w:pPr>
-        <w:pStyle w:val="Anotaes"/>
-      </w:pPr>
-      <w:r>
-        <w:t xml:space="preserve">Qual o tema do projeto? </w:t>
-      </w:r>
-    </w:p>
-    <w:p>
-      <w:pPr>
-        <w:pStyle w:val="Anotaes"/>
-      </w:pPr>
-    </w:p>
-    <w:p>
-      <w:pPr>
-        <w:pStyle w:val="Anotaes"/>
-      </w:pPr>
-      <w:r>
-        <w:t>Iniciar falando o seu objeto de estudo e seu tema (o tema já deve trazer o problema na sua descrição), apresentar uma contextualização.</w:t>
-      </w:r>
-    </w:p>
-    <w:p>
-      <w:pPr>
-        <w:pStyle w:val="Anotaes"/>
-      </w:pPr>
-    </w:p>
+      <w:bookmarkEnd w:id="1"/>
+    </w:p>
+    <w:p/>
     <w:p>
       <w:pPr>
         <w:ind w:firstLine="720"/>
@@ -2935,7 +2849,6 @@
       <w:r>
         <w:t xml:space="preserve">o </w:t>
       </w:r>
-      <w:commentRangeStart w:id="3"/>
       <w:r>
         <w:t>fogo é um</w:t>
       </w:r>
@@ -3091,7 +3004,7 @@
                     </pic:cNvPicPr>
                   </pic:nvPicPr>
                   <pic:blipFill>
-                    <a:blip r:embed="rId17">
+                    <a:blip r:embed="rId13">
                       <a:extLst>
                         <a:ext uri="{28A0092B-C50C-407E-A947-70E740481C1C}">
                           <a14:useLocalDpi xmlns:a14="http://schemas.microsoft.com/office/drawing/2010/main" val="0"/>
@@ -3298,10 +3211,6 @@
       <w:r>
         <w:t>.</w:t>
       </w:r>
-      <w:commentRangeEnd w:id="3"/>
-      <w:r>
-        <w:commentReference w:id="3"/>
-      </w:r>
     </w:p>
     <w:p>
       <w:pPr>
@@ -3310,605 +3219,459 @@
           <w:szCs w:val="32"/>
         </w:rPr>
       </w:pPr>
-      <w:bookmarkStart w:id="4" w:name="_4qbbc6rjuc5p" w:colFirst="0" w:colLast="0"/>
-      <w:bookmarkStart w:id="5" w:name="_9idd8cxt9f5u" w:colFirst="0" w:colLast="0"/>
+      <w:bookmarkStart w:id="2" w:name="_4qbbc6rjuc5p" w:colFirst="0" w:colLast="0"/>
+      <w:bookmarkStart w:id="3" w:name="_9idd8cxt9f5u" w:colFirst="0" w:colLast="0"/>
+      <w:bookmarkEnd w:id="2"/>
+      <w:bookmarkEnd w:id="3"/>
+      <w:r>
+        <w:br w:type="page"/>
+      </w:r>
+    </w:p>
+    <w:p>
+      <w:pPr>
+        <w:pStyle w:val="Ttulo1"/>
+      </w:pPr>
+      <w:bookmarkStart w:id="4" w:name="_Toc162135282"/>
+      <w:r>
+        <w:lastRenderedPageBreak/>
+        <w:t>JUSTIFICATIVA</w:t>
+      </w:r>
       <w:bookmarkEnd w:id="4"/>
+    </w:p>
+    <w:p/>
+    <w:p>
+      <w:pPr>
+        <w:ind w:firstLine="720"/>
+      </w:pPr>
+      <w:r>
+        <w:t>O I</w:t>
+      </w:r>
+      <w:r>
+        <w:t xml:space="preserve">nstituto Federal de Ciência e Tecnologia do Rio </w:t>
+      </w:r>
+      <w:r>
+        <w:t>Grande do Norte Campus Avançado</w:t>
+      </w:r>
+      <w:r>
+        <w:t xml:space="preserve"> Lajes</w:t>
+      </w:r>
+      <w:r>
+        <w:t xml:space="preserve"> oferece um sistema de combate </w:t>
+      </w:r>
+      <w:r>
+        <w:t>a incêndios nos corredore</w:t>
+      </w:r>
+      <w:r>
+        <w:t xml:space="preserve">s, </w:t>
+      </w:r>
+      <w:r>
+        <w:t>porém</w:t>
+      </w:r>
+      <w:r>
+        <w:t xml:space="preserve"> quando </w:t>
+      </w:r>
+      <w:r>
+        <w:t>se trata</w:t>
+      </w:r>
+      <w:r>
+        <w:t xml:space="preserve"> de um sistema de prevenção dentro das salas</w:t>
+      </w:r>
+      <w:r>
+        <w:t xml:space="preserve"> de aula</w:t>
+      </w:r>
+      <w:r>
+        <w:t>, servidores,</w:t>
+      </w:r>
+      <w:r>
+        <w:t xml:space="preserve"> laboratórios</w:t>
+      </w:r>
+      <w:r>
+        <w:t xml:space="preserve"> e demais ambientes</w:t>
+      </w:r>
+      <w:r>
+        <w:t xml:space="preserve"> não</w:t>
+      </w:r>
+      <w:r>
+        <w:t xml:space="preserve"> podemos </w:t>
+      </w:r>
+      <w:r>
+        <w:t xml:space="preserve">colocar </w:t>
+      </w:r>
+      <w:r>
+        <w:t>que</w:t>
+      </w:r>
+      <w:r>
+        <w:t xml:space="preserve"> temos</w:t>
+      </w:r>
+      <w:r>
+        <w:t xml:space="preserve"> um sistema </w:t>
+      </w:r>
+      <w:r>
+        <w:t>de prevenção implementa</w:t>
+      </w:r>
+      <w:r>
+        <w:t>do</w:t>
+      </w:r>
+      <w:r>
+        <w:t>.</w:t>
+      </w:r>
+      <w:r>
+        <w:t xml:space="preserve"> E</w:t>
+      </w:r>
+      <w:r>
+        <w:t>m casos de in</w:t>
+      </w:r>
+      <w:r>
+        <w:t>í</w:t>
+      </w:r>
+      <w:r>
+        <w:t xml:space="preserve">cio de incêndio </w:t>
+      </w:r>
+      <w:r>
+        <w:t xml:space="preserve">dentro de </w:t>
+      </w:r>
+      <w:r>
+        <w:t>uma</w:t>
+      </w:r>
+      <w:r>
+        <w:t xml:space="preserve"> sala</w:t>
+      </w:r>
+      <w:r>
+        <w:t xml:space="preserve"> </w:t>
+      </w:r>
+      <w:r>
+        <w:t>ou outro espaço dentro dos arredores do campus</w:t>
+      </w:r>
+      <w:r>
+        <w:t>,</w:t>
+      </w:r>
+      <w:r>
+        <w:t xml:space="preserve"> </w:t>
+      </w:r>
+      <w:r>
+        <w:t>o sistema não i</w:t>
+      </w:r>
+      <w:r>
+        <w:t xml:space="preserve">rá </w:t>
+      </w:r>
+      <w:r>
+        <w:t xml:space="preserve">identificar </w:t>
+      </w:r>
+      <w:r>
+        <w:t>até que o fogo se alastre para os corredores</w:t>
+      </w:r>
+      <w:r>
+        <w:t xml:space="preserve">, o que pode </w:t>
+      </w:r>
+      <w:r>
+        <w:t>acarretar</w:t>
+      </w:r>
+      <w:r>
+        <w:t xml:space="preserve"> percas econômicas ou feri</w:t>
+      </w:r>
+      <w:r>
+        <w:t>dos</w:t>
+      </w:r>
+      <w:r>
+        <w:t xml:space="preserve"> antes mesmo do </w:t>
+      </w:r>
+      <w:r>
+        <w:t>sistema</w:t>
+      </w:r>
+      <w:r>
+        <w:t xml:space="preserve"> </w:t>
+      </w:r>
+      <w:r>
+        <w:t>entrar em ação</w:t>
+      </w:r>
+      <w:r>
+        <w:t>.</w:t>
+      </w:r>
+    </w:p>
+    <w:p>
+      <w:pPr>
+        <w:ind w:firstLine="720"/>
+      </w:pPr>
+      <w:r>
+        <w:t>Com isso, viu-se a necessidade de</w:t>
+      </w:r>
+      <w:r>
+        <w:t xml:space="preserve"> desenvolver e implementar um equipamento de prevenção</w:t>
+      </w:r>
+      <w:r>
+        <w:t>,</w:t>
+      </w:r>
+      <w:r>
+        <w:t xml:space="preserve"> </w:t>
+      </w:r>
+      <w:r>
+        <w:t>moderno e eficiente</w:t>
+      </w:r>
+      <w:r>
+        <w:t>, capaz de auxiliar o IFRN campus Lajes</w:t>
+      </w:r>
+      <w:r>
+        <w:t xml:space="preserve"> na</w:t>
+      </w:r>
+      <w:r>
+        <w:t xml:space="preserve"> proteção</w:t>
+      </w:r>
+      <w:r>
+        <w:t xml:space="preserve"> </w:t>
+      </w:r>
+      <w:r>
+        <w:t xml:space="preserve">da vida de quem convive em seus </w:t>
+      </w:r>
+      <w:r>
+        <w:t>ambientes, sejam eles</w:t>
+      </w:r>
+      <w:r>
+        <w:t>:</w:t>
+      </w:r>
+      <w:r>
+        <w:t xml:space="preserve"> professores</w:t>
+      </w:r>
+      <w:r>
+        <w:t xml:space="preserve">, funcionários, </w:t>
+      </w:r>
+      <w:r>
+        <w:t>estudantes</w:t>
+      </w:r>
+      <w:r>
+        <w:t xml:space="preserve">, como também na </w:t>
+      </w:r>
+      <w:r>
+        <w:t>garantia de segurança</w:t>
+      </w:r>
+      <w:r>
+        <w:t xml:space="preserve"> de seus bens materiais, </w:t>
+      </w:r>
+      <w:r>
+        <w:t>podendo</w:t>
+      </w:r>
+      <w:r>
+        <w:t xml:space="preserve"> ser danificados </w:t>
+      </w:r>
+      <w:r>
+        <w:t xml:space="preserve">ou destruídos em caso de incêndio dentro de um </w:t>
+      </w:r>
+      <w:r>
+        <w:t>local fechado.</w:t>
+      </w:r>
+    </w:p>
+    <w:p>
+      <w:r>
+        <w:br w:type="page"/>
+      </w:r>
+    </w:p>
+    <w:p>
+      <w:pPr>
+        <w:pStyle w:val="Ttulo1"/>
+      </w:pPr>
+      <w:bookmarkStart w:id="5" w:name="_Toc162135283"/>
+      <w:r>
+        <w:lastRenderedPageBreak/>
+        <w:t>FUNDAMENTAÇÃO TEÓRICA</w:t>
+      </w:r>
       <w:bookmarkEnd w:id="5"/>
-      <w:r>
-        <w:br w:type="page"/>
-      </w:r>
-    </w:p>
-    <w:p>
-      <w:pPr>
-        <w:pStyle w:val="Ttulo1"/>
-      </w:pPr>
-      <w:bookmarkStart w:id="6" w:name="_Toc162135282"/>
-      <w:r>
-        <w:t>JUSTIFICATIVA</w:t>
+    </w:p>
+    <w:p/>
+    <w:p>
+      <w:pPr>
+        <w:pStyle w:val="Ttulo2"/>
+      </w:pPr>
+      <w:bookmarkStart w:id="6" w:name="_Toc162135284"/>
+      <w:r>
+        <w:t>Tipos de sistemas de detecção</w:t>
       </w:r>
       <w:bookmarkEnd w:id="6"/>
     </w:p>
     <w:p>
       <w:pPr>
-        <w:pStyle w:val="Anotaes"/>
-      </w:pPr>
-      <w:r>
-        <w:t xml:space="preserve">Justificativa </w:t>
-      </w:r>
-    </w:p>
-    <w:p>
-      <w:pPr>
-        <w:pStyle w:val="Anotaes"/>
-      </w:pPr>
-    </w:p>
-    <w:p>
-      <w:pPr>
-        <w:pStyle w:val="Anotaes"/>
-      </w:pPr>
-      <w:r>
-        <w:t xml:space="preserve">A justificativa deve responder:  Por que executar o projeto?  </w:t>
-      </w:r>
-    </w:p>
-    <w:p>
-      <w:pPr>
-        <w:pStyle w:val="Anotaes"/>
-      </w:pPr>
-      <w:bookmarkStart w:id="7" w:name="_dsnmr22egoyw" w:colFirst="0" w:colLast="0"/>
+        <w:pStyle w:val="Ttulo3"/>
+      </w:pPr>
+      <w:bookmarkStart w:id="7" w:name="_Toc162135285"/>
+      <w:r>
+        <w:t xml:space="preserve">Sistemas de </w:t>
+      </w:r>
+      <w:r>
+        <w:t>D</w:t>
+      </w:r>
+      <w:r>
+        <w:t xml:space="preserve">etecção </w:t>
+      </w:r>
+      <w:r>
+        <w:t>Convencionais</w:t>
+      </w:r>
       <w:bookmarkEnd w:id="7"/>
-      <w:r>
-        <w:t xml:space="preserve">Por que ele deve ser selecionado e implementado?  </w:t>
-      </w:r>
-    </w:p>
-    <w:p>
-      <w:pPr>
-        <w:pStyle w:val="Anotaes"/>
-      </w:pPr>
-      <w:bookmarkStart w:id="8" w:name="_3mbavx8z1xie" w:colFirst="0" w:colLast="0"/>
+    </w:p>
+    <w:p>
+      <w:r>
+        <w:tab/>
+      </w:r>
+      <w:r>
+        <w:t xml:space="preserve">Segundo a ABNT NBR </w:t>
+      </w:r>
+      <w:r>
+        <w:t>–</w:t>
+      </w:r>
+      <w:r>
+        <w:t xml:space="preserve"> 17</w:t>
+      </w:r>
+      <w:r>
+        <w:t>240</w:t>
+      </w:r>
+      <w:r>
+        <w:t xml:space="preserve"> de 2010,</w:t>
+      </w:r>
+      <w:r>
+        <w:t xml:space="preserve"> os s</w:t>
+      </w:r>
+      <w:r>
+        <w:t>istema</w:t>
+      </w:r>
+      <w:r>
+        <w:t>s</w:t>
+      </w:r>
+      <w:r>
+        <w:t xml:space="preserve"> de detecção convencionais são aqueles que possuem um ou mais circuitos de detecção, sendo cada um desses instalados em uma determinada área. A central deste circuito irá identificar apenas a área protegida pelo circuito, sem apontar o ponto onde se deu o princípio do incêndio. Geralmente são de baixo custo fáceis de utilizar, também exigindo manutenção periódica. Esse sistema não permite ajuste do nível do alarme dos dispositivos de detecção via central do alarme.</w:t>
+      </w:r>
+    </w:p>
+    <w:p>
+      <w:pPr>
+        <w:pStyle w:val="Ttulo3"/>
+      </w:pPr>
+      <w:bookmarkStart w:id="8" w:name="_Toc162135286"/>
+      <w:r>
+        <w:t xml:space="preserve">Sistemas de Detecção </w:t>
+      </w:r>
+      <w:r>
+        <w:t>Endere</w:t>
+      </w:r>
+      <w:r>
+        <w:t>çáve</w:t>
+      </w:r>
+      <w:r>
+        <w:t>i</w:t>
+      </w:r>
+      <w:r>
+        <w:t>s</w:t>
+      </w:r>
       <w:bookmarkEnd w:id="8"/>
-      <w:r>
-        <w:t>Aqui deve ficar claro que o projeto é uma resposta a um determinado problema percebido e identificado pela comunidade ou pelo proponente.)</w:t>
-      </w:r>
-    </w:p>
-    <w:p>
-      <w:pPr>
-        <w:pStyle w:val="Anotaes"/>
-      </w:pPr>
-    </w:p>
-    <w:p>
-      <w:pPr>
-        <w:pStyle w:val="Anotaes"/>
-      </w:pPr>
-    </w:p>
-    <w:p>
-      <w:pPr>
-        <w:pStyle w:val="Anotaes"/>
-      </w:pPr>
-      <w:r>
-        <w:t xml:space="preserve">Explicar a importância do seu projeto, o </w:t>
-      </w:r>
-      <w:r>
-        <w:t>porquê</w:t>
-      </w:r>
-      <w:r>
-        <w:t xml:space="preserve"> é importante resolver a problemática do projeto. </w:t>
-      </w:r>
-    </w:p>
-    <w:p>
-      <w:pPr>
-        <w:pStyle w:val="Anotaes"/>
-      </w:pPr>
-      <w:r>
-        <w:t xml:space="preserve">Procure pensar em uma forma de vender a banca examinadora, qual a relevância do trabalho? Como ele contribuirá para o campus ou para o avanço da ciência? A justificativa nada mais é do que a tentativa de convencer que está lendo do </w:t>
+    </w:p>
+    <w:p>
+      <w:r>
+        <w:tab/>
+      </w:r>
+      <w:r>
+        <w:t>De acordo com a ABNT NBR – 17240</w:t>
+      </w:r>
+      <w:r>
+        <w:t xml:space="preserve"> de 2010,</w:t>
+      </w:r>
+      <w:r>
+        <w:t xml:space="preserve"> </w:t>
+      </w:r>
+      <w:r>
+        <w:t>os s</w:t>
+      </w:r>
+      <w:r>
+        <w:t>istemas de detecção endereçáveis são os que possuem um ou mais circuitos de detecção nos quais diferente dos convencionais, cada um tem um endereço, sendo possível a detecção individual. Esse sistema é indicado para grandes áreas. Esse sistema não permite ajuste do nível do alarme dos dispositivos de detecção via central do alarme.</w:t>
+      </w:r>
+    </w:p>
+    <w:p>
+      <w:pPr>
+        <w:pStyle w:val="Ttulo3"/>
+      </w:pPr>
+      <w:bookmarkStart w:id="9" w:name="_Toc162135287"/>
+      <w:r>
+        <w:t>Sistemas de Detecção Analógicos</w:t>
+      </w:r>
+      <w:bookmarkEnd w:id="9"/>
+    </w:p>
+    <w:p>
+      <w:r>
+        <w:tab/>
+      </w:r>
+      <w:r>
+        <w:t>S</w:t>
+      </w:r>
+      <w:r>
+        <w:t>istemas de detecção analógico é um sistema de detecção endereçável no qual a central monitora continuamente os valores de temperatura e fumaça dos dispositivos de detecção, comparando com os valores previamente definidos para aquela instalação, sendo possível nesse sistema o ajuste do nível de alarme dos dispositivos de detecção via central</w:t>
+      </w:r>
+      <w:r>
+        <w:t xml:space="preserve">, </w:t>
+      </w:r>
+      <w:r>
+        <w:t>como dito na norma NBR – 17240</w:t>
+      </w:r>
+      <w:r>
+        <w:t xml:space="preserve"> de 2010.</w:t>
+      </w:r>
+    </w:p>
+    <w:p>
+      <w:pPr>
+        <w:pStyle w:val="Ttulo3"/>
+      </w:pPr>
+      <w:bookmarkStart w:id="10" w:name="_Toc162135288"/>
+      <w:r>
+        <w:t>Sistemas de Detecção Algorít</w:t>
+      </w:r>
+      <w:r>
+        <w:t>micos</w:t>
+      </w:r>
+      <w:bookmarkEnd w:id="10"/>
+    </w:p>
+    <w:p>
+      <w:r>
+        <w:tab/>
+      </w:r>
+      <w:r>
+        <w:t>Sistemas de detecção algorítmico é um sistema de detecção analógico que possuem um ou mais critérios de avaliação de medições do ambiente em função do tempo, onde esses sinais são comparados por um sistema de lógica previamente programado para ativação do alarme</w:t>
+      </w:r>
+      <w:r>
+        <w:t xml:space="preserve">, </w:t>
+      </w:r>
+      <w:r>
+        <w:t xml:space="preserve">como </w:t>
+      </w:r>
+      <w:r>
+        <w:t>descrito pela A</w:t>
+      </w:r>
+      <w:r>
+        <w:t>BNT na norma NBR – 17240</w:t>
+      </w:r>
+      <w:r>
+        <w:t xml:space="preserve"> de 2010</w:t>
+      </w:r>
+      <w:r>
+        <w:t xml:space="preserve">. Os detectores monitoram continuamente os valores de seus elementos sensores, são capazes de realizar tomadas de decisões e de se comunicar com a central, informando seu estado de alarme, </w:t>
       </w:r>
       <w:proofErr w:type="spellStart"/>
       <w:r>
-        <w:t>pq</w:t>
+        <w:t>pré</w:t>
       </w:r>
       <w:proofErr w:type="spellEnd"/>
       <w:r>
-        <w:t xml:space="preserve"> se deve investir nesse projeto.</w:t>
-      </w:r>
-    </w:p>
-    <w:p>
-      <w:pPr>
-        <w:pStyle w:val="Anotaes"/>
-      </w:pPr>
-      <w:r>
-        <w:t>Se precisar faça conexões com outras pesquisas e descobertas, é importante ligar o tema do projeto com a realidade e com o desenvolvimento do conhecimento científico.</w:t>
-      </w:r>
-    </w:p>
-    <w:p>
-      <w:pPr>
-        <w:pStyle w:val="Anotaes"/>
-      </w:pPr>
-      <w:r>
-        <w:t xml:space="preserve">Escreva de forma persuasiva, mas assertiva, chame a atenção ao </w:t>
-      </w:r>
-      <w:r>
-        <w:t>projeto,</w:t>
-      </w:r>
-      <w:r>
-        <w:t xml:space="preserve"> mas não encha linguiça.</w:t>
-      </w:r>
-    </w:p>
-    <w:p>
-      <w:pPr>
-        <w:pStyle w:val="Anotaes"/>
-      </w:pPr>
-    </w:p>
-    <w:p>
-      <w:pPr>
-        <w:ind w:firstLine="720"/>
-      </w:pPr>
-      <w:r>
-        <w:t>O I</w:t>
-      </w:r>
-      <w:r>
-        <w:t xml:space="preserve">nstituto Federal de Ciência e Tecnologia do Rio </w:t>
-      </w:r>
-      <w:r>
-        <w:t>Grande do Norte Campus Avançado</w:t>
-      </w:r>
-      <w:r>
-        <w:t xml:space="preserve"> Lajes</w:t>
-      </w:r>
-      <w:r>
-        <w:t xml:space="preserve"> oferece um sistema de combate </w:t>
-      </w:r>
-      <w:r>
-        <w:t>a incêndios nos corredore</w:t>
-      </w:r>
-      <w:r>
-        <w:t xml:space="preserve">s, </w:t>
-      </w:r>
-      <w:r>
-        <w:t>porém</w:t>
-      </w:r>
-      <w:r>
-        <w:t xml:space="preserve"> quando </w:t>
-      </w:r>
-      <w:r>
-        <w:t>se trata</w:t>
-      </w:r>
-      <w:r>
-        <w:t xml:space="preserve"> de um sistema de prevenção dentro das salas</w:t>
-      </w:r>
-      <w:r>
-        <w:t xml:space="preserve"> de aula</w:t>
-      </w:r>
-      <w:r>
-        <w:t>, servidores,</w:t>
-      </w:r>
-      <w:r>
-        <w:t xml:space="preserve"> laboratórios</w:t>
-      </w:r>
-      <w:r>
-        <w:t xml:space="preserve"> e demais ambientes</w:t>
-      </w:r>
-      <w:r>
-        <w:t xml:space="preserve"> não</w:t>
-      </w:r>
-      <w:r>
-        <w:t xml:space="preserve"> podemos </w:t>
-      </w:r>
-      <w:r>
-        <w:t xml:space="preserve">colocar </w:t>
-      </w:r>
-      <w:r>
-        <w:t>que</w:t>
-      </w:r>
-      <w:r>
-        <w:t xml:space="preserve"> temos</w:t>
-      </w:r>
-      <w:r>
-        <w:t xml:space="preserve"> um sistema </w:t>
-      </w:r>
-      <w:r>
-        <w:t>de prevenção implementa</w:t>
-      </w:r>
-      <w:r>
-        <w:t>do</w:t>
-      </w:r>
-      <w:r>
-        <w:t>.</w:t>
-      </w:r>
-      <w:r>
-        <w:t xml:space="preserve"> E</w:t>
-      </w:r>
-      <w:r>
-        <w:t>m casos de in</w:t>
-      </w:r>
-      <w:r>
-        <w:t>í</w:t>
-      </w:r>
-      <w:r>
-        <w:t xml:space="preserve">cio de incêndio </w:t>
-      </w:r>
-      <w:r>
-        <w:t xml:space="preserve">dentro de </w:t>
-      </w:r>
-      <w:r>
-        <w:t>uma</w:t>
-      </w:r>
-      <w:r>
-        <w:t xml:space="preserve"> sala</w:t>
-      </w:r>
-      <w:r>
-        <w:t xml:space="preserve"> </w:t>
-      </w:r>
-      <w:r>
-        <w:t>ou outro espaço dentro dos arredores do campus</w:t>
-      </w:r>
-      <w:r>
-        <w:t>,</w:t>
-      </w:r>
-      <w:r>
-        <w:t xml:space="preserve"> </w:t>
-      </w:r>
-      <w:r>
-        <w:t>o sistema não i</w:t>
-      </w:r>
-      <w:r>
-        <w:t xml:space="preserve">rá </w:t>
-      </w:r>
-      <w:r>
-        <w:t xml:space="preserve">identificar </w:t>
-      </w:r>
-      <w:r>
-        <w:t>até que o fogo se alastre para os corredores</w:t>
-      </w:r>
-      <w:r>
-        <w:t xml:space="preserve">, o que pode </w:t>
-      </w:r>
-      <w:r>
-        <w:t>acarretar</w:t>
-      </w:r>
-      <w:r>
-        <w:t xml:space="preserve"> percas econômicas ou feri</w:t>
-      </w:r>
-      <w:r>
-        <w:t>dos</w:t>
-      </w:r>
-      <w:r>
-        <w:t xml:space="preserve"> antes mesmo do </w:t>
-      </w:r>
-      <w:r>
-        <w:t>sistema</w:t>
-      </w:r>
-      <w:r>
-        <w:t xml:space="preserve"> </w:t>
-      </w:r>
-      <w:r>
-        <w:t>entrar em ação</w:t>
-      </w:r>
-      <w:r>
-        <w:t>.</w:t>
-      </w:r>
-    </w:p>
-    <w:p>
-      <w:pPr>
-        <w:ind w:firstLine="720"/>
-      </w:pPr>
-      <w:r>
-        <w:t>Com isso, viu-se a necessidade de</w:t>
-      </w:r>
-      <w:r>
-        <w:t xml:space="preserve"> desenvolver e implementar um equipamento de prevenção</w:t>
-      </w:r>
-      <w:r>
-        <w:t>,</w:t>
-      </w:r>
-      <w:r>
-        <w:t xml:space="preserve"> </w:t>
-      </w:r>
-      <w:r>
-        <w:t>moderno e eficiente</w:t>
-      </w:r>
-      <w:r>
-        <w:t>, capaz de auxiliar o IFRN campus Lajes</w:t>
-      </w:r>
-      <w:r>
-        <w:t xml:space="preserve"> na</w:t>
-      </w:r>
-      <w:r>
-        <w:t xml:space="preserve"> proteção</w:t>
-      </w:r>
-      <w:r>
-        <w:t xml:space="preserve"> </w:t>
-      </w:r>
-      <w:r>
-        <w:t xml:space="preserve">da vida de quem convive em seus </w:t>
-      </w:r>
-      <w:r>
-        <w:t>ambientes, sejam eles</w:t>
-      </w:r>
-      <w:r>
-        <w:t>:</w:t>
-      </w:r>
-      <w:r>
-        <w:t xml:space="preserve"> professores</w:t>
-      </w:r>
-      <w:r>
-        <w:t xml:space="preserve">, funcionários, </w:t>
-      </w:r>
-      <w:r>
-        <w:t>estudantes</w:t>
-      </w:r>
-      <w:r>
-        <w:t xml:space="preserve">, como também na </w:t>
-      </w:r>
-      <w:r>
-        <w:t>garantia de segurança</w:t>
-      </w:r>
-      <w:r>
-        <w:t xml:space="preserve"> de seus bens materiais, </w:t>
-      </w:r>
-      <w:r>
-        <w:t>podendo</w:t>
-      </w:r>
-      <w:r>
-        <w:t xml:space="preserve"> ser danificados </w:t>
-      </w:r>
-      <w:r>
-        <w:t xml:space="preserve">ou destruídos em caso de incêndio dentro de um </w:t>
-      </w:r>
-      <w:r>
-        <w:t>local fechado.</w:t>
-      </w:r>
-    </w:p>
-    <w:p>
-      <w:r>
-        <w:br w:type="page"/>
-      </w:r>
-    </w:p>
-    <w:p>
-      <w:pPr>
-        <w:pStyle w:val="Ttulo1"/>
-      </w:pPr>
-      <w:bookmarkStart w:id="9" w:name="_Toc162135283"/>
-      <w:r>
-        <w:t>FUNDAMENTAÇÃO TEÓRICA</w:t>
-      </w:r>
-      <w:bookmarkEnd w:id="9"/>
-    </w:p>
-    <w:p>
-      <w:pPr>
-        <w:spacing w:after="160" w:line="360" w:lineRule="auto"/>
-        <w:ind w:firstLine="709"/>
-        <w:rPr>
-          <w:szCs w:val="24"/>
-        </w:rPr>
-      </w:pPr>
-    </w:p>
-    <w:p>
-      <w:pPr>
-        <w:pStyle w:val="Anotaes"/>
-      </w:pPr>
-      <w:r>
-        <w:t>Apresentar um resumo do que já foi feito por outras pessoas autoras sobre o tema do projeto.</w:t>
-      </w:r>
-    </w:p>
-    <w:p>
-      <w:pPr>
-        <w:pStyle w:val="Anotaes"/>
-      </w:pPr>
-      <w:r>
-        <w:t>Apenas para esclarecer, pode-se dizer que é uma pesquisa prévia sobre o tema estudado.</w:t>
-      </w:r>
-    </w:p>
-    <w:p>
-      <w:pPr>
-        <w:pStyle w:val="Anotaes"/>
-      </w:pPr>
-      <w:r>
-        <w:t>Ao usar a ideia de outras pessoas no seu trabalho, você deve fazer citações conforme as normas da ABNT.</w:t>
-      </w:r>
-    </w:p>
-    <w:p>
-      <w:pPr>
-        <w:pStyle w:val="Anotaes"/>
-      </w:pPr>
+        <w:t>-</w:t>
+      </w:r>
+      <w:r>
+        <w:t>alarme, falhas, entre outros. De todos os sistemas apresentados anteriormente, este o é o menos vuln</w:t>
+      </w:r>
+      <w:r>
+        <w:t>erável a falsos alarmes, sendo o mais confiável dos sistemas.</w:t>
+      </w:r>
     </w:p>
     <w:p>
       <w:pPr>
         <w:pStyle w:val="Ttulo2"/>
       </w:pPr>
-      <w:bookmarkStart w:id="10" w:name="_Toc162135284"/>
-      <w:r>
-        <w:t>Tipos de sistemas de detecção</w:t>
-      </w:r>
-      <w:bookmarkEnd w:id="10"/>
-    </w:p>
-    <w:p>
-      <w:pPr>
-        <w:pStyle w:val="Ttulo3"/>
-      </w:pPr>
-      <w:bookmarkStart w:id="11" w:name="_Toc162135285"/>
-      <w:commentRangeStart w:id="12"/>
-      <w:r>
-        <w:t xml:space="preserve">Sistemas de </w:t>
-      </w:r>
-      <w:r>
-        <w:t>D</w:t>
-      </w:r>
-      <w:r>
-        <w:t xml:space="preserve">etecção </w:t>
-      </w:r>
-      <w:r>
-        <w:t>Convencionais</w:t>
+      <w:bookmarkStart w:id="11" w:name="_Toc162135289"/>
+      <w:r>
+        <w:lastRenderedPageBreak/>
+        <w:t>Tipos de Detectores</w:t>
       </w:r>
       <w:bookmarkEnd w:id="11"/>
-    </w:p>
-    <w:p>
-      <w:r>
-        <w:tab/>
-      </w:r>
-      <w:r>
-        <w:t xml:space="preserve">Segundo a ABNT NBR </w:t>
-      </w:r>
-      <w:r>
-        <w:t>–</w:t>
-      </w:r>
-      <w:r>
-        <w:t xml:space="preserve"> 17</w:t>
-      </w:r>
-      <w:r>
-        <w:t>240</w:t>
-      </w:r>
-      <w:r>
-        <w:t xml:space="preserve"> de 2010,</w:t>
-      </w:r>
-      <w:r>
-        <w:t xml:space="preserve"> os s</w:t>
-      </w:r>
-      <w:r>
-        <w:t>istema</w:t>
-      </w:r>
-      <w:r>
-        <w:t>s</w:t>
-      </w:r>
-      <w:r>
-        <w:t xml:space="preserve"> de detecção convencionais são aqueles que possuem um ou mais circuitos de detecção, sendo cada um desses instalados em uma determinada área. A central deste circuito irá identificar apenas a área protegida pelo circuito, sem apontar o ponto onde se deu o princípio do incêndio. Geralmente são de baixo custo fáceis de utilizar, também exigindo manutenção periódica. Esse sistema não permite ajuste do nível do alarme dos dispositivos de detecção via central do alarme.</w:t>
-      </w:r>
-    </w:p>
-    <w:p>
-      <w:pPr>
-        <w:pStyle w:val="Ttulo3"/>
-      </w:pPr>
-      <w:bookmarkStart w:id="13" w:name="_Toc162135286"/>
-      <w:r>
-        <w:t xml:space="preserve">Sistemas de Detecção </w:t>
-      </w:r>
-      <w:r>
-        <w:t>Endere</w:t>
-      </w:r>
-      <w:r>
-        <w:t>çáve</w:t>
-      </w:r>
-      <w:r>
-        <w:t>i</w:t>
-      </w:r>
-      <w:r>
-        <w:t>s</w:t>
-      </w:r>
-      <w:bookmarkEnd w:id="13"/>
-    </w:p>
-    <w:p>
-      <w:r>
-        <w:tab/>
-      </w:r>
-      <w:r>
-        <w:t>De acordo com a ABNT NBR – 17240</w:t>
-      </w:r>
-      <w:r>
-        <w:t xml:space="preserve"> de 2010,</w:t>
-      </w:r>
-      <w:r>
-        <w:t xml:space="preserve"> </w:t>
-      </w:r>
-      <w:r>
-        <w:t>os s</w:t>
-      </w:r>
-      <w:r>
-        <w:t>istemas de detecção endereçáveis são os que possuem um ou mais circuitos de detecção nos quais diferente dos convencionais, cada um tem um endereço, sendo possível a detecção individual. Esse sistema é indicado para grandes áreas. Esse sistema não permite ajuste do nível do alarme dos dispositivos de detecção via central do alarme.</w:t>
-      </w:r>
-    </w:p>
-    <w:p>
-      <w:pPr>
-        <w:pStyle w:val="Ttulo3"/>
-      </w:pPr>
-      <w:bookmarkStart w:id="14" w:name="_Toc162135287"/>
-      <w:r>
-        <w:t>Sistemas de Detecção Analógicos</w:t>
-      </w:r>
-      <w:bookmarkEnd w:id="14"/>
-    </w:p>
-    <w:p>
-      <w:r>
-        <w:tab/>
-      </w:r>
-      <w:r>
-        <w:t>S</w:t>
-      </w:r>
-      <w:r>
-        <w:t>istemas de detecção analógico é um sistema de detecção endereçável no qual a central monitora continuamente os valores de temperatura e fumaça dos dispositivos de detecção, comparando com os valores previamente definidos para aquela instalação, sendo possível nesse sistema o ajuste do nível de alarme dos dispositivos de detecção via central</w:t>
-      </w:r>
-      <w:r>
-        <w:t xml:space="preserve">, </w:t>
-      </w:r>
-      <w:r>
-        <w:t>como dito na norma NBR – 17240</w:t>
-      </w:r>
-      <w:r>
-        <w:t xml:space="preserve"> de 2010.</w:t>
-      </w:r>
-    </w:p>
-    <w:p>
-      <w:pPr>
-        <w:pStyle w:val="Ttulo3"/>
-      </w:pPr>
-      <w:bookmarkStart w:id="15" w:name="_Toc162135288"/>
-      <w:r>
-        <w:t>Sistemas de Detecção Algorít</w:t>
-      </w:r>
-      <w:r>
-        <w:t>micos</w:t>
-      </w:r>
-      <w:bookmarkEnd w:id="15"/>
-    </w:p>
-    <w:p>
-      <w:r>
-        <w:tab/>
-      </w:r>
-      <w:r>
-        <w:t>Sistemas de detecção algorítmico é um sistema de detecção analógico que possuem um ou mais critérios de avaliação de medições do ambiente em função do tempo, onde esses sinais são comparados por um sistema de lógica previamente programado para ativação do alarme</w:t>
-      </w:r>
-      <w:r>
-        <w:t xml:space="preserve">, </w:t>
-      </w:r>
-      <w:r>
-        <w:t xml:space="preserve">como </w:t>
-      </w:r>
-      <w:r>
-        <w:t>descrito pela A</w:t>
-      </w:r>
-      <w:r>
-        <w:t>BNT na norma NBR – 17240</w:t>
-      </w:r>
-      <w:r>
-        <w:t xml:space="preserve"> de 2010</w:t>
-      </w:r>
-      <w:r>
-        <w:t xml:space="preserve">. Os detectores monitoram continuamente os valores de seus elementos sensores, são capazes de realizar tomadas de decisões e de se comunicar com a central, informando seu estado de alarme, </w:t>
-      </w:r>
-      <w:proofErr w:type="spellStart"/>
-      <w:r>
-        <w:t>pré</w:t>
-      </w:r>
-      <w:proofErr w:type="spellEnd"/>
-      <w:r>
-        <w:t>-</w:t>
-      </w:r>
-      <w:r>
-        <w:t>alarme, falhas, entre outros. De todos os sistemas apresentados anteriormente, este o é o menos vuln</w:t>
-      </w:r>
-      <w:r>
-        <w:t>erável a falsos alarmes, sendo o mais confiável dos sistemas.</w:t>
-      </w:r>
-      <w:commentRangeEnd w:id="12"/>
-      <w:r>
-        <w:commentReference w:id="12"/>
-      </w:r>
-    </w:p>
-    <w:p>
-      <w:pPr>
-        <w:pStyle w:val="Ttulo2"/>
-      </w:pPr>
-      <w:bookmarkStart w:id="16" w:name="_Toc162135289"/>
-      <w:r>
-        <w:t>Tipos de Detectores</w:t>
-      </w:r>
-      <w:bookmarkEnd w:id="16"/>
     </w:p>
     <w:p>
       <w:pPr>
@@ -3918,10 +3681,459 @@
           <w:numId w:val="11"/>
         </w:numPr>
       </w:pPr>
-      <w:bookmarkStart w:id="17" w:name="_Toc162135290"/>
+      <w:bookmarkStart w:id="12" w:name="_Toc162135290"/>
       <w:r>
         <w:t>Detectores de Fumaça</w:t>
       </w:r>
+      <w:bookmarkEnd w:id="12"/>
+    </w:p>
+    <w:p>
+      <w:r>
+        <w:tab/>
+      </w:r>
+      <w:r>
+        <w:t xml:space="preserve">Este é um tipo de detector que funciona </w:t>
+      </w:r>
+      <w:r>
+        <w:t>com o monitoramento d</w:t>
+      </w:r>
+      <w:r>
+        <w:t>e ambientes</w:t>
+      </w:r>
+      <w:r>
+        <w:t xml:space="preserve"> que</w:t>
+      </w:r>
+      <w:r>
+        <w:t xml:space="preserve"> </w:t>
+      </w:r>
+      <w:r>
+        <w:t>contêm materiais c</w:t>
+      </w:r>
+      <w:r>
+        <w:t>om características de combustão através da fumaça</w:t>
+      </w:r>
+      <w:r>
+        <w:t>, segundo a ABNT NBR</w:t>
+      </w:r>
+      <w:r>
+        <w:t>-</w:t>
+      </w:r>
+      <w:r>
+        <w:t>17240</w:t>
+      </w:r>
+      <w:r>
+        <w:t>.</w:t>
+      </w:r>
+    </w:p>
+    <w:p>
+      <w:r>
+        <w:tab/>
+      </w:r>
+      <w:r>
+        <w:t xml:space="preserve">Existem dois </w:t>
+      </w:r>
+      <w:r>
+        <w:t xml:space="preserve">tipos de sensores </w:t>
+      </w:r>
+      <w:r>
+        <w:t xml:space="preserve">mais comuns </w:t>
+      </w:r>
+      <w:r>
+        <w:t>de serem utilizados, são eles os fotoelétricos e os iônicos</w:t>
+      </w:r>
+      <w:r>
+        <w:t xml:space="preserve">, sendo o iônico mais sensível e </w:t>
+      </w:r>
+      <w:r>
+        <w:t xml:space="preserve">mais comum em residências </w:t>
+      </w:r>
+      <w:r>
+        <w:t>e edifícios.</w:t>
+      </w:r>
+    </w:p>
+    <w:p>
+      <w:pPr>
+        <w:pStyle w:val="Ttulo3"/>
+      </w:pPr>
+      <w:bookmarkStart w:id="13" w:name="_Toc162135291"/>
+      <w:r>
+        <w:t>Detectores de</w:t>
+      </w:r>
+      <w:r>
+        <w:t xml:space="preserve"> Chama</w:t>
+      </w:r>
+      <w:bookmarkEnd w:id="13"/>
+    </w:p>
+    <w:p>
+      <w:pPr>
+        <w:ind w:firstLine="360"/>
+      </w:pPr>
+      <w:r>
+        <w:tab/>
+      </w:r>
+      <w:r>
+        <w:t xml:space="preserve">Esses são detectores </w:t>
+      </w:r>
+      <w:r>
+        <w:t xml:space="preserve">capazes de identificar </w:t>
+      </w:r>
+      <w:r>
+        <w:t>a chama</w:t>
+      </w:r>
+      <w:r>
+        <w:t xml:space="preserve"> atr</w:t>
+      </w:r>
+      <w:r>
+        <w:t xml:space="preserve">avés de sensores </w:t>
+      </w:r>
+      <w:r>
+        <w:t>óticos</w:t>
+      </w:r>
+      <w:r>
+        <w:t>, segundo a norma NBR</w:t>
+      </w:r>
+      <w:r>
+        <w:t>-</w:t>
+      </w:r>
+      <w:r>
+        <w:t>17</w:t>
+      </w:r>
+      <w:r>
+        <w:t>240</w:t>
+      </w:r>
+      <w:r>
+        <w:t xml:space="preserve">. Esses </w:t>
+      </w:r>
+      <w:r>
+        <w:t>det</w:t>
+      </w:r>
+      <w:r>
+        <w:t>ec</w:t>
+      </w:r>
+      <w:r>
+        <w:t xml:space="preserve">tores </w:t>
+      </w:r>
+      <w:r>
+        <w:t>podem funcionar por meio d</w:t>
+      </w:r>
+      <w:r>
+        <w:t>e raios ultravioletas ou por raios infravermelhos</w:t>
+      </w:r>
+      <w:r>
+        <w:t>, o primeiro</w:t>
+      </w:r>
+      <w:r>
+        <w:t xml:space="preserve">, </w:t>
+      </w:r>
+      <w:r>
+        <w:t xml:space="preserve">apesar de ter uma detecção </w:t>
+      </w:r>
+      <w:r>
+        <w:t>muito rápida</w:t>
+      </w:r>
+      <w:r>
+        <w:t xml:space="preserve">, </w:t>
+      </w:r>
+      <w:r>
+        <w:t xml:space="preserve">pode ser enganado facilmente </w:t>
+      </w:r>
+      <w:r>
+        <w:t>pela própria luz solar ou por relâmpagos</w:t>
+      </w:r>
+      <w:r>
+        <w:t xml:space="preserve">, já o segundo </w:t>
+      </w:r>
+      <w:r>
+        <w:t xml:space="preserve">tem três tipos de sensores diferentes, capazes de detectar </w:t>
+      </w:r>
+      <w:r>
+        <w:t xml:space="preserve">a chama e ainda sim medir </w:t>
+      </w:r>
+      <w:r>
+        <w:t xml:space="preserve">a falha, </w:t>
+      </w:r>
+      <w:r>
+        <w:t xml:space="preserve">assim evitando </w:t>
+      </w:r>
+      <w:r>
+        <w:t>alarmes falsos.</w:t>
+      </w:r>
+    </w:p>
+    <w:p>
+      <w:pPr>
+        <w:pStyle w:val="Ttulo3"/>
+      </w:pPr>
+      <w:bookmarkStart w:id="14" w:name="_Toc162135292"/>
+      <w:r>
+        <w:t xml:space="preserve">Detectores de </w:t>
+      </w:r>
+      <w:r>
+        <w:t>Temperatura</w:t>
+      </w:r>
+      <w:bookmarkEnd w:id="14"/>
+    </w:p>
+    <w:p>
+      <w:pPr>
+        <w:ind w:firstLine="360"/>
+      </w:pPr>
+      <w:r>
+        <w:tab/>
+      </w:r>
+      <w:r>
+        <w:t xml:space="preserve">São detectores usados para </w:t>
+      </w:r>
+      <w:r>
+        <w:t>o monitora</w:t>
+      </w:r>
+      <w:r>
+        <w:t>mento de ambientes com materiais que geram muito calor n</w:t>
+      </w:r>
+      <w:r>
+        <w:t>o in</w:t>
+      </w:r>
+      <w:r>
+        <w:t>í</w:t>
+      </w:r>
+      <w:r>
+        <w:t>cio da combustão</w:t>
+      </w:r>
+      <w:r>
+        <w:t xml:space="preserve">. </w:t>
+      </w:r>
+      <w:r>
+        <w:t xml:space="preserve">Ele é indicado para </w:t>
+      </w:r>
+      <w:r>
+        <w:t xml:space="preserve">locais propícios </w:t>
+      </w:r>
+      <w:r>
+        <w:t xml:space="preserve">a desenvolvimento de incêndio e </w:t>
+      </w:r>
+      <w:r>
+        <w:t xml:space="preserve">a altas temperaturas </w:t>
+      </w:r>
+      <w:r>
+        <w:t>ou quando os detectores de fumaça não</w:t>
+      </w:r>
+      <w:r>
+        <w:t xml:space="preserve"> conseguem ou não</w:t>
+      </w:r>
+      <w:r>
+        <w:t xml:space="preserve"> </w:t>
+      </w:r>
+      <w:r>
+        <w:t>podem</w:t>
+      </w:r>
+      <w:r>
+        <w:t xml:space="preserve"> ser </w:t>
+      </w:r>
+      <w:r>
+        <w:t>acionados por algum motivo.</w:t>
+      </w:r>
+    </w:p>
+    <w:p>
+      <w:pPr>
+        <w:ind w:firstLine="360"/>
+      </w:pPr>
+      <w:r>
+        <w:tab/>
+      </w:r>
+      <w:r>
+        <w:t xml:space="preserve">Existem dois tipos de detectores de temperatura mais usados, que são os de </w:t>
+      </w:r>
+      <w:r>
+        <w:t>temperatura fixa</w:t>
+      </w:r>
+      <w:r>
+        <w:t xml:space="preserve">, onde o </w:t>
+      </w:r>
+      <w:r>
+        <w:t xml:space="preserve">sensor só irá indicar o incêndio </w:t>
+      </w:r>
+      <w:r>
+        <w:t>quando</w:t>
+      </w:r>
+      <w:r>
+        <w:t xml:space="preserve"> atingir uma </w:t>
+      </w:r>
+      <w:r>
+        <w:t xml:space="preserve">certa </w:t>
+      </w:r>
+      <w:r>
+        <w:t xml:space="preserve">temperatura </w:t>
+      </w:r>
+      <w:r>
+        <w:t>determinada</w:t>
+      </w:r>
+      <w:r>
+        <w:t xml:space="preserve">, e os detectores de temperatura </w:t>
+      </w:r>
+      <w:proofErr w:type="spellStart"/>
+      <w:r>
+        <w:t>termovelocimétricos</w:t>
+      </w:r>
+      <w:proofErr w:type="spellEnd"/>
+      <w:r>
+        <w:t xml:space="preserve">, que </w:t>
+      </w:r>
+      <w:r>
+        <w:t xml:space="preserve">irá </w:t>
+      </w:r>
+      <w:r>
+        <w:t>indicar o incêndio pela velocidade do aumento de temperatura.</w:t>
+      </w:r>
+    </w:p>
+    <w:p>
+      <w:pPr>
+        <w:pStyle w:val="Ttulo3"/>
+      </w:pPr>
+      <w:bookmarkStart w:id="15" w:name="_Toc162135293"/>
+      <w:r>
+        <w:t>Detectores de Gás</w:t>
+      </w:r>
+      <w:bookmarkEnd w:id="15"/>
+    </w:p>
+    <w:p>
+      <w:r>
+        <w:tab/>
+      </w:r>
+      <w:r>
+        <w:t xml:space="preserve">Detectores de gás são usados para medir a </w:t>
+      </w:r>
+      <w:r>
+        <w:t>concentração de determinados gases n</w:t>
+      </w:r>
+      <w:r>
+        <w:t xml:space="preserve">o ar do local </w:t>
+      </w:r>
+      <w:r>
+        <w:t>em que ele está inserido</w:t>
+      </w:r>
+      <w:r>
+        <w:t xml:space="preserve">. Além de ser usado para detectar focos de incêndio ele também é muito usado </w:t>
+      </w:r>
+      <w:r>
+        <w:t>para prevenir a exposição a substâncias tóxicas</w:t>
+      </w:r>
+      <w:r>
+        <w:t>, segundo a norma NBR-17240.</w:t>
+      </w:r>
+    </w:p>
+    <w:p>
+      <w:r>
+        <w:tab/>
+      </w:r>
+      <w:r>
+        <w:t xml:space="preserve">Por mais que </w:t>
+      </w:r>
+      <w:r>
+        <w:t>esses detectores sejam bastante confiáveis na maioria das vezes, o seu funcionamento depende de manutenções</w:t>
+      </w:r>
+      <w:r>
+        <w:t xml:space="preserve"> e calibrações</w:t>
+      </w:r>
+      <w:r>
+        <w:t xml:space="preserve"> constantes</w:t>
+      </w:r>
+      <w:r>
+        <w:t>, além que o tempo de vida depende d</w:t>
+      </w:r>
+      <w:r>
+        <w:t>a quantidade de exposição a gases em que ele é submetido.</w:t>
+      </w:r>
+    </w:p>
+    <w:p>
+      <w:pPr>
+        <w:pStyle w:val="Ttulo2"/>
+      </w:pPr>
+      <w:bookmarkStart w:id="16" w:name="_Toc162135294"/>
+      <w:r>
+        <w:t xml:space="preserve">Central </w:t>
+      </w:r>
+      <w:r>
+        <w:t>de Detecção de Alarme de Incêndio</w:t>
+      </w:r>
+      <w:bookmarkEnd w:id="16"/>
+    </w:p>
+    <w:p>
+      <w:r>
+        <w:tab/>
+      </w:r>
+      <w:r>
+        <w:t xml:space="preserve">Se trata do </w:t>
+      </w:r>
+      <w:r>
+        <w:t>local central onde todo o sistema irá funcionar</w:t>
+      </w:r>
+      <w:r>
+        <w:t xml:space="preserve">, é </w:t>
+      </w:r>
+      <w:r>
+        <w:t xml:space="preserve">onde ocorre o registro </w:t>
+      </w:r>
+      <w:r>
+        <w:t>todos os eventos ocorridos</w:t>
+      </w:r>
+      <w:r>
+        <w:t xml:space="preserve">, </w:t>
+      </w:r>
+      <w:r>
+        <w:t>supervisiona os detectores</w:t>
+      </w:r>
+      <w:r>
+        <w:t xml:space="preserve"> e conduz as ações </w:t>
+      </w:r>
+      <w:r>
+        <w:lastRenderedPageBreak/>
+        <w:t>programadas na sua configuração</w:t>
+      </w:r>
+      <w:r>
+        <w:t xml:space="preserve">, assim </w:t>
+      </w:r>
+      <w:r>
+        <w:t>dando ao usuário as indicações necessárias caso ocorra algum</w:t>
+      </w:r>
+      <w:r>
+        <w:t xml:space="preserve"> incêndio ou falha</w:t>
+      </w:r>
+      <w:r>
+        <w:t xml:space="preserve"> em algum elemento</w:t>
+      </w:r>
+      <w:r>
+        <w:t>.</w:t>
+      </w:r>
+    </w:p>
+    <w:p>
+      <w:r>
+        <w:tab/>
+      </w:r>
+      <w:r>
+        <w:t xml:space="preserve">Para isso a central precisa ser colocada em algum local </w:t>
+      </w:r>
+      <w:r>
+        <w:t>apropriado para a sua instalação, como previsto na norma NBR – 17240</w:t>
+      </w:r>
+      <w:r>
+        <w:t>. Seguindo as recomendações</w:t>
+      </w:r>
+      <w:r>
+        <w:t>, a central irá assegurar um bom funcionamento</w:t>
+      </w:r>
+      <w:r>
+        <w:t xml:space="preserve"> e um ambiente </w:t>
+      </w:r>
+      <w:r>
+        <w:t>confiável e seguro com relação a prevenção de incêndios.</w:t>
+      </w:r>
+    </w:p>
+    <w:p>
+      <w:pPr>
+        <w:pStyle w:val="Ttulo2"/>
+      </w:pPr>
+      <w:bookmarkStart w:id="17" w:name="_Toc162135295"/>
+      <w:r>
+        <w:t>Alertas Sonoros e Visuais</w:t>
+      </w:r>
       <w:bookmarkEnd w:id="17"/>
     </w:p>
     <w:p>
@@ -3929,567 +4141,122 @@
         <w:tab/>
       </w:r>
       <w:r>
-        <w:t xml:space="preserve">Este é um tipo de detector que funciona </w:t>
-      </w:r>
-      <w:r>
-        <w:t>com o monitoramento d</w:t>
-      </w:r>
-      <w:r>
-        <w:t>e ambientes</w:t>
-      </w:r>
-      <w:r>
-        <w:t xml:space="preserve"> que</w:t>
+        <w:t xml:space="preserve">Segundo a ABNT NBR </w:t>
+      </w:r>
+      <w:r>
+        <w:t>–</w:t>
       </w:r>
       <w:r>
         <w:t xml:space="preserve"> </w:t>
       </w:r>
       <w:r>
-        <w:t>contêm materiais c</w:t>
-      </w:r>
-      <w:r>
-        <w:t>om características de combustão através da fumaça</w:t>
-      </w:r>
-      <w:r>
-        <w:t>, segundo a ABNT NBR</w:t>
-      </w:r>
-      <w:r>
-        <w:t>-</w:t>
-      </w:r>
-      <w:r>
-        <w:t>17240</w:t>
+        <w:t xml:space="preserve">17240, </w:t>
+      </w:r>
+      <w:r>
+        <w:t xml:space="preserve">estes devem ser instalados em locais </w:t>
+      </w:r>
+      <w:r>
+        <w:t>de trânsito de pessoas</w:t>
+      </w:r>
+      <w:r>
+        <w:t xml:space="preserve"> </w:t>
+      </w:r>
+      <w:r>
+        <w:t>para o caso de emerg</w:t>
+      </w:r>
+      <w:r>
+        <w:t>ê</w:t>
+      </w:r>
+      <w:r>
+        <w:t>ncias</w:t>
       </w:r>
       <w:r>
         <w:t>.</w:t>
       </w:r>
+      <w:r>
+        <w:t xml:space="preserve"> </w:t>
+      </w:r>
+      <w:r>
+        <w:t>Quando é feito um disparo d</w:t>
+      </w:r>
+      <w:r>
+        <w:t xml:space="preserve">o sistema de alarme e detecção, sua função é emitir </w:t>
+      </w:r>
+      <w:r>
+        <w:t>sinais sonoros ou visuais para que as pessoas nos locais possam sair e</w:t>
+      </w:r>
+      <w:r>
+        <w:t xml:space="preserve"> dar in</w:t>
+      </w:r>
+      <w:r>
+        <w:t>í</w:t>
+      </w:r>
+      <w:r>
+        <w:t xml:space="preserve">cio aos procedimentos de evacuação, segurança e combate ao incêndio, por isso </w:t>
+      </w:r>
+      <w:r>
+        <w:t xml:space="preserve">os Alertas Sonoros e Visuais devem ser instalados em locais como </w:t>
+      </w:r>
+      <w:r>
+        <w:t>áreas de trabalho, corredores e saídas de emergência</w:t>
+      </w:r>
+      <w:r>
+        <w:t>.</w:t>
+      </w:r>
     </w:p>
     <w:p>
       <w:r>
         <w:tab/>
       </w:r>
       <w:r>
-        <w:t xml:space="preserve">Existem dois </w:t>
-      </w:r>
-      <w:r>
-        <w:t xml:space="preserve">tipos de sensores </w:t>
-      </w:r>
-      <w:r>
-        <w:t xml:space="preserve">mais comuns </w:t>
-      </w:r>
-      <w:r>
-        <w:t>de serem utilizados, são eles os fotoelétricos e os iônicos</w:t>
-      </w:r>
-      <w:r>
-        <w:t xml:space="preserve">, sendo o iônico mais sensível e </w:t>
-      </w:r>
-      <w:r>
-        <w:t xml:space="preserve">mais comum em residências </w:t>
-      </w:r>
-      <w:r>
-        <w:t>e edifícios.</w:t>
-      </w:r>
-    </w:p>
-    <w:p>
-      <w:pPr>
-        <w:pStyle w:val="Ttulo3"/>
-      </w:pPr>
-      <w:bookmarkStart w:id="18" w:name="_Toc162135291"/>
-      <w:r>
-        <w:t>Detectores de</w:t>
-      </w:r>
-      <w:r>
-        <w:t xml:space="preserve"> Chama</w:t>
+        <w:t xml:space="preserve">É importante ressaltar que </w:t>
+      </w:r>
+      <w:r>
+        <w:t xml:space="preserve">os alertas </w:t>
+      </w:r>
+      <w:r>
+        <w:t xml:space="preserve">visuais são de extrema </w:t>
+      </w:r>
+      <w:r>
+        <w:t xml:space="preserve">necessidade </w:t>
+      </w:r>
+      <w:r>
+        <w:t xml:space="preserve">estarem em locais onde pessoas com deficiência auditiva </w:t>
+      </w:r>
+      <w:r>
+        <w:t>tenham acesso</w:t>
+      </w:r>
+      <w:r>
+        <w:t xml:space="preserve">. Devem ser colocados em </w:t>
+      </w:r>
+      <w:r>
+        <w:t xml:space="preserve">quantidades </w:t>
+      </w:r>
+      <w:r>
+        <w:t xml:space="preserve">o suficiente para </w:t>
+      </w:r>
+      <w:r>
+        <w:t xml:space="preserve">serem visualizados ou ouvidos, </w:t>
+      </w:r>
+      <w:r>
+        <w:t xml:space="preserve">além de ter que serem supervisionados pela central </w:t>
+      </w:r>
+      <w:r>
+        <w:t>com relação as suas ligações por fios e cabos.</w:t>
+      </w:r>
+    </w:p>
+    <w:p>
+      <w:pPr>
+        <w:pStyle w:val="Ttulo2"/>
+      </w:pPr>
+      <w:bookmarkStart w:id="18" w:name="_Toc162135296"/>
+      <w:r>
+        <w:t>Te</w:t>
+      </w:r>
+      <w:r>
+        <w:t>cnologias envolvidas</w:t>
       </w:r>
       <w:bookmarkEnd w:id="18"/>
-    </w:p>
-    <w:p>
-      <w:pPr>
-        <w:ind w:firstLine="360"/>
-      </w:pPr>
-      <w:r>
-        <w:tab/>
-      </w:r>
-      <w:r>
-        <w:t xml:space="preserve">Esses são detectores </w:t>
-      </w:r>
-      <w:r>
-        <w:t xml:space="preserve">capazes de identificar </w:t>
-      </w:r>
-      <w:r>
-        <w:t>a chama</w:t>
-      </w:r>
-      <w:r>
-        <w:t xml:space="preserve"> atr</w:t>
-      </w:r>
-      <w:r>
-        <w:t xml:space="preserve">avés de sensores </w:t>
-      </w:r>
-      <w:r>
-        <w:t>óticos</w:t>
-      </w:r>
-      <w:r>
-        <w:t>, segundo a norma NBR</w:t>
-      </w:r>
-      <w:r>
-        <w:t>-</w:t>
-      </w:r>
-      <w:r>
-        <w:t>17</w:t>
-      </w:r>
-      <w:r>
-        <w:t>240</w:t>
-      </w:r>
-      <w:r>
-        <w:t xml:space="preserve">. Esses </w:t>
-      </w:r>
-      <w:r>
-        <w:t>det</w:t>
-      </w:r>
-      <w:r>
-        <w:t>ec</w:t>
-      </w:r>
-      <w:r>
-        <w:t xml:space="preserve">tores </w:t>
-      </w:r>
-      <w:r>
-        <w:t>podem funcionar por meio d</w:t>
-      </w:r>
-      <w:r>
-        <w:t>e raios ultravioletas ou por raios infravermelhos</w:t>
-      </w:r>
-      <w:r>
-        <w:t>, o primeiro</w:t>
-      </w:r>
-      <w:r>
-        <w:t xml:space="preserve">, </w:t>
-      </w:r>
-      <w:r>
-        <w:t xml:space="preserve">apesar de ter uma detecção </w:t>
-      </w:r>
-      <w:r>
-        <w:t>muito rápida</w:t>
-      </w:r>
-      <w:r>
-        <w:t xml:space="preserve">, </w:t>
-      </w:r>
-      <w:r>
-        <w:t xml:space="preserve">pode ser enganado facilmente </w:t>
-      </w:r>
-      <w:r>
-        <w:t>pela própria luz solar ou por relâmpagos</w:t>
-      </w:r>
-      <w:r>
-        <w:t xml:space="preserve">, já o segundo </w:t>
-      </w:r>
-      <w:r>
-        <w:t xml:space="preserve">tem três tipos de sensores diferentes, capazes de detectar </w:t>
-      </w:r>
-      <w:r>
-        <w:t xml:space="preserve">a chama e ainda sim medir </w:t>
-      </w:r>
-      <w:r>
-        <w:t xml:space="preserve">a falha, </w:t>
-      </w:r>
-      <w:r>
-        <w:t xml:space="preserve">assim evitando </w:t>
-      </w:r>
-      <w:r>
-        <w:t>alarmes falsos.</w:t>
-      </w:r>
-    </w:p>
-    <w:p>
-      <w:pPr>
-        <w:pStyle w:val="Ttulo3"/>
-      </w:pPr>
-      <w:bookmarkStart w:id="19" w:name="_Toc162135292"/>
-      <w:r>
-        <w:t xml:space="preserve">Detectores de </w:t>
-      </w:r>
-      <w:r>
-        <w:t>Temperatura</w:t>
-      </w:r>
-      <w:bookmarkEnd w:id="19"/>
-    </w:p>
-    <w:p>
-      <w:pPr>
-        <w:ind w:firstLine="360"/>
-      </w:pPr>
-      <w:r>
-        <w:tab/>
-      </w:r>
-      <w:r>
-        <w:t xml:space="preserve">São detectores usados para </w:t>
-      </w:r>
-      <w:r>
-        <w:t>o monitora</w:t>
-      </w:r>
-      <w:r>
-        <w:t>mento de ambientes com materiais que geram muito calor n</w:t>
-      </w:r>
-      <w:r>
-        <w:t>o in</w:t>
-      </w:r>
-      <w:r>
-        <w:t>í</w:t>
-      </w:r>
-      <w:r>
-        <w:t>cio da combustão</w:t>
-      </w:r>
-      <w:r>
-        <w:t xml:space="preserve">. </w:t>
-      </w:r>
-      <w:r>
-        <w:t xml:space="preserve">Ele é indicado para </w:t>
-      </w:r>
-      <w:r>
-        <w:t xml:space="preserve">locais propícios </w:t>
-      </w:r>
-      <w:r>
-        <w:t xml:space="preserve">a desenvolvimento de incêndio e </w:t>
-      </w:r>
-      <w:r>
-        <w:t xml:space="preserve">a altas temperaturas </w:t>
-      </w:r>
-      <w:r>
-        <w:t>ou quando os detectores de fumaça não</w:t>
-      </w:r>
-      <w:r>
-        <w:t xml:space="preserve"> conseguem ou não</w:t>
-      </w:r>
-      <w:r>
-        <w:t xml:space="preserve"> </w:t>
-      </w:r>
-      <w:r>
-        <w:t>podem</w:t>
-      </w:r>
-      <w:r>
-        <w:t xml:space="preserve"> ser </w:t>
-      </w:r>
-      <w:r>
-        <w:t>acionados por algum motivo.</w:t>
-      </w:r>
-    </w:p>
-    <w:p>
-      <w:pPr>
-        <w:ind w:firstLine="360"/>
-      </w:pPr>
-      <w:r>
-        <w:tab/>
-      </w:r>
-      <w:r>
-        <w:t xml:space="preserve">Existem dois tipos de detectores de temperatura mais usados, que são os de </w:t>
-      </w:r>
-      <w:r>
-        <w:t>temperatura fixa</w:t>
-      </w:r>
-      <w:r>
-        <w:t xml:space="preserve">, onde o </w:t>
-      </w:r>
-      <w:r>
-        <w:t xml:space="preserve">sensor só irá indicar o incêndio </w:t>
-      </w:r>
-      <w:r>
-        <w:t>quando</w:t>
-      </w:r>
-      <w:r>
-        <w:t xml:space="preserve"> atingir uma </w:t>
-      </w:r>
-      <w:r>
-        <w:t xml:space="preserve">certa </w:t>
-      </w:r>
-      <w:r>
-        <w:t xml:space="preserve">temperatura </w:t>
-      </w:r>
-      <w:r>
-        <w:t>determinada</w:t>
-      </w:r>
-      <w:r>
-        <w:t xml:space="preserve">, e os detectores de temperatura </w:t>
-      </w:r>
-      <w:proofErr w:type="spellStart"/>
-      <w:r>
-        <w:t>termovelocimétricos</w:t>
-      </w:r>
-      <w:proofErr w:type="spellEnd"/>
-      <w:r>
-        <w:t xml:space="preserve">, que </w:t>
-      </w:r>
-      <w:r>
-        <w:t xml:space="preserve">irá </w:t>
-      </w:r>
-      <w:r>
-        <w:t>indicar o incêndio pela velocidade do aumento de temperatura.</w:t>
-      </w:r>
-    </w:p>
-    <w:p>
-      <w:pPr>
-        <w:pStyle w:val="Ttulo3"/>
-      </w:pPr>
-      <w:bookmarkStart w:id="20" w:name="_Toc162135293"/>
-      <w:r>
-        <w:t>Detectores de Gás</w:t>
-      </w:r>
-      <w:bookmarkEnd w:id="20"/>
-    </w:p>
-    <w:p>
-      <w:r>
-        <w:tab/>
-      </w:r>
-      <w:r>
-        <w:t xml:space="preserve">Detectores de gás são usados para medir a </w:t>
-      </w:r>
-      <w:r>
-        <w:t>concentração de determinados gases n</w:t>
-      </w:r>
-      <w:r>
-        <w:t xml:space="preserve">o ar do local </w:t>
-      </w:r>
-      <w:r>
-        <w:t>em que ele está inserido</w:t>
-      </w:r>
-      <w:r>
-        <w:t xml:space="preserve">. Além de ser usado para detectar focos de incêndio ele também é muito usado </w:t>
-      </w:r>
-      <w:r>
-        <w:t>para prevenir a exposição a substâncias tóxicas</w:t>
-      </w:r>
-      <w:r>
-        <w:t>, segundo a norma NBR-17240.</w:t>
-      </w:r>
-    </w:p>
-    <w:p>
-      <w:r>
-        <w:tab/>
-      </w:r>
-      <w:r>
-        <w:t xml:space="preserve">Por mais que </w:t>
-      </w:r>
-      <w:r>
-        <w:t>esses detectores sejam bastante confiáveis na maioria das vezes, o seu funcionamento depende de manutenções</w:t>
-      </w:r>
-      <w:r>
-        <w:t xml:space="preserve"> e calibrações</w:t>
-      </w:r>
-      <w:r>
-        <w:t xml:space="preserve"> constantes</w:t>
-      </w:r>
-      <w:r>
-        <w:t>, além que o tempo de vida depende d</w:t>
-      </w:r>
-      <w:r>
-        <w:t>a quantidade de exposição a gases em que ele é submetido.</w:t>
-      </w:r>
-    </w:p>
-    <w:p>
-      <w:pPr>
-        <w:pStyle w:val="Ttulo2"/>
-      </w:pPr>
-      <w:bookmarkStart w:id="21" w:name="_Toc162135294"/>
-      <w:r>
-        <w:t xml:space="preserve">Central </w:t>
-      </w:r>
-      <w:r>
-        <w:t>de Detecção de Alarme de Incêndio</w:t>
-      </w:r>
-      <w:bookmarkEnd w:id="21"/>
-    </w:p>
-    <w:p>
-      <w:r>
-        <w:tab/>
-      </w:r>
-      <w:r>
-        <w:t xml:space="preserve">Se trata do </w:t>
-      </w:r>
-      <w:r>
-        <w:t>local central onde todo o sistema irá funcionar</w:t>
-      </w:r>
-      <w:r>
-        <w:t xml:space="preserve">, é </w:t>
-      </w:r>
-      <w:r>
-        <w:t xml:space="preserve">onde ocorre o registro </w:t>
-      </w:r>
-      <w:r>
-        <w:t>todos os eventos ocorridos</w:t>
-      </w:r>
-      <w:r>
-        <w:t xml:space="preserve">, </w:t>
-      </w:r>
-      <w:r>
-        <w:t>supervisiona os detectores</w:t>
-      </w:r>
-      <w:r>
-        <w:t xml:space="preserve"> e conduz as ações programadas na sua configuração</w:t>
-      </w:r>
-      <w:r>
-        <w:t xml:space="preserve">, assim </w:t>
-      </w:r>
-      <w:r>
-        <w:t>dando ao usuário as indicações necessárias caso ocorra algum</w:t>
-      </w:r>
-      <w:r>
-        <w:t xml:space="preserve"> incêndio ou falha</w:t>
-      </w:r>
-      <w:r>
-        <w:t xml:space="preserve"> em algum elemento</w:t>
-      </w:r>
-      <w:r>
-        <w:t>.</w:t>
-      </w:r>
-    </w:p>
-    <w:p>
-      <w:r>
-        <w:tab/>
-      </w:r>
-      <w:r>
-        <w:t xml:space="preserve">Para isso a central precisa ser colocada em algum local </w:t>
-      </w:r>
-      <w:r>
-        <w:t>apropriado para a sua instalação, como previsto na norma NBR – 17240</w:t>
-      </w:r>
-      <w:r>
-        <w:t>. Seguindo as recomendações</w:t>
-      </w:r>
-      <w:r>
-        <w:t>, a central irá assegurar um bom funcionamento</w:t>
-      </w:r>
-      <w:r>
-        <w:t xml:space="preserve"> e um ambiente </w:t>
-      </w:r>
-      <w:r>
-        <w:t>confiável e seguro com relação a prevenção de incêndios.</w:t>
-      </w:r>
-    </w:p>
-    <w:p>
-      <w:pPr>
-        <w:pStyle w:val="Ttulo2"/>
-      </w:pPr>
-      <w:bookmarkStart w:id="22" w:name="_Toc162135295"/>
-      <w:r>
-        <w:t>Alertas Sonoros e Visuais</w:t>
-      </w:r>
-      <w:bookmarkEnd w:id="22"/>
-    </w:p>
-    <w:p>
-      <w:r>
-        <w:tab/>
-      </w:r>
-      <w:r>
-        <w:t xml:space="preserve">Segundo a ABNT NBR </w:t>
-      </w:r>
-      <w:r>
-        <w:t>–</w:t>
-      </w:r>
-      <w:r>
-        <w:t xml:space="preserve"> </w:t>
-      </w:r>
-      <w:r>
-        <w:t xml:space="preserve">17240, </w:t>
-      </w:r>
-      <w:r>
-        <w:t xml:space="preserve">estes devem ser instalados em locais </w:t>
-      </w:r>
-      <w:r>
-        <w:t>de trânsito de pessoas</w:t>
-      </w:r>
-      <w:r>
-        <w:t xml:space="preserve"> </w:t>
-      </w:r>
-      <w:r>
-        <w:t>para o caso de emerg</w:t>
-      </w:r>
-      <w:r>
-        <w:t>ê</w:t>
-      </w:r>
-      <w:r>
-        <w:t>ncias</w:t>
-      </w:r>
-      <w:r>
-        <w:t>.</w:t>
-      </w:r>
-      <w:r>
-        <w:t xml:space="preserve"> </w:t>
-      </w:r>
-      <w:r>
-        <w:t>Quando é feito um disparo d</w:t>
-      </w:r>
-      <w:r>
-        <w:t xml:space="preserve">o sistema de alarme e detecção, sua função é emitir </w:t>
-      </w:r>
-      <w:r>
-        <w:t>sinais sonoros ou visuais para que as pessoas nos locais possam sair e</w:t>
-      </w:r>
-      <w:r>
-        <w:t xml:space="preserve"> dar in</w:t>
-      </w:r>
-      <w:r>
-        <w:t>í</w:t>
-      </w:r>
-      <w:r>
-        <w:t xml:space="preserve">cio aos procedimentos de evacuação, segurança e combate ao incêndio, por isso </w:t>
-      </w:r>
-      <w:r>
-        <w:t xml:space="preserve">os Alertas Sonoros e Visuais devem ser instalados em locais como </w:t>
-      </w:r>
-      <w:r>
-        <w:t>áreas de trabalho, corredores e saídas de emergência</w:t>
-      </w:r>
-      <w:r>
-        <w:t>.</w:t>
-      </w:r>
-    </w:p>
-    <w:p>
-      <w:r>
-        <w:tab/>
-      </w:r>
-      <w:r>
-        <w:t xml:space="preserve">É importante ressaltar que </w:t>
-      </w:r>
-      <w:r>
-        <w:t xml:space="preserve">os alertas </w:t>
-      </w:r>
-      <w:r>
-        <w:t xml:space="preserve">visuais são de extrema </w:t>
-      </w:r>
-      <w:r>
-        <w:t xml:space="preserve">necessidade </w:t>
-      </w:r>
-      <w:r>
-        <w:t xml:space="preserve">estarem em locais onde pessoas com deficiência auditiva </w:t>
-      </w:r>
-      <w:r>
-        <w:t>tenham acesso</w:t>
-      </w:r>
-      <w:r>
-        <w:t xml:space="preserve">. Devem ser colocados em </w:t>
-      </w:r>
-      <w:r>
-        <w:t xml:space="preserve">quantidades </w:t>
-      </w:r>
-      <w:r>
-        <w:t xml:space="preserve">o suficiente para </w:t>
-      </w:r>
-      <w:r>
-        <w:t xml:space="preserve">serem visualizados ou ouvidos, </w:t>
-      </w:r>
-      <w:r>
-        <w:t xml:space="preserve">além de ter que serem supervisionados pela central </w:t>
-      </w:r>
-      <w:r>
-        <w:t>com relação as suas ligações por fios e cabos.</w:t>
-      </w:r>
-    </w:p>
-    <w:p>
-      <w:pPr>
-        <w:pStyle w:val="Ttulo2"/>
-      </w:pPr>
-      <w:bookmarkStart w:id="23" w:name="_Toc162135296"/>
-      <w:r>
-        <w:t>Te</w:t>
-      </w:r>
-      <w:r>
-        <w:t>cnologias envolvidas</w:t>
-      </w:r>
-      <w:bookmarkEnd w:id="23"/>
     </w:p>
     <w:p>
       <w:r>
@@ -4538,14 +4305,15 @@
           <w:numId w:val="13"/>
         </w:numPr>
       </w:pPr>
-      <w:bookmarkStart w:id="24" w:name="_Toc162135297"/>
-      <w:r>
+      <w:bookmarkStart w:id="19" w:name="_Toc162135297"/>
+      <w:r>
+        <w:lastRenderedPageBreak/>
         <w:t xml:space="preserve">Sensor </w:t>
       </w:r>
       <w:r>
         <w:t>de Chama Digital Infravermelho</w:t>
       </w:r>
-      <w:bookmarkEnd w:id="24"/>
+      <w:bookmarkEnd w:id="19"/>
     </w:p>
     <w:p>
       <w:r>
@@ -4669,7 +4437,7 @@
                     </pic:cNvPicPr>
                   </pic:nvPicPr>
                   <pic:blipFill>
-                    <a:blip r:embed="rId18">
+                    <a:blip r:embed="rId14">
                       <a:extLst>
                         <a:ext uri="{28A0092B-C50C-407E-A947-70E740481C1C}">
                           <a14:useLocalDpi xmlns:a14="http://schemas.microsoft.com/office/drawing/2010/main" val="0"/>
@@ -4774,7 +4542,7 @@
       <w:pPr>
         <w:pStyle w:val="Ttulo3"/>
       </w:pPr>
-      <w:bookmarkStart w:id="25" w:name="_Toc162135298"/>
+      <w:bookmarkStart w:id="20" w:name="_Toc162135298"/>
       <w:r>
         <w:t xml:space="preserve">Sensor de </w:t>
       </w:r>
@@ -4787,7 +4555,7 @@
       <w:r>
         <w:t>q–2</w:t>
       </w:r>
-      <w:bookmarkEnd w:id="25"/>
+      <w:bookmarkEnd w:id="20"/>
     </w:p>
     <w:p>
       <w:r>
@@ -4925,7 +4693,7 @@
                     </pic:cNvPicPr>
                   </pic:nvPicPr>
                   <pic:blipFill>
-                    <a:blip r:embed="rId19" cstate="print">
+                    <a:blip r:embed="rId15" cstate="print">
                       <a:extLst>
                         <a:ext uri="{28A0092B-C50C-407E-A947-70E740481C1C}">
                           <a14:useLocalDpi xmlns:a14="http://schemas.microsoft.com/office/drawing/2010/main" val="0"/>
@@ -4981,11 +4749,12 @@
       <w:pPr>
         <w:pStyle w:val="Ttulo3"/>
       </w:pPr>
-      <w:bookmarkStart w:id="26" w:name="_Toc162135299"/>
-      <w:r>
+      <w:bookmarkStart w:id="21" w:name="_Toc162135299"/>
+      <w:r>
+        <w:lastRenderedPageBreak/>
         <w:t>Sensor de Temperatura</w:t>
       </w:r>
-      <w:bookmarkEnd w:id="26"/>
+      <w:bookmarkEnd w:id="21"/>
     </w:p>
     <w:p>
       <w:r>
@@ -5124,6 +4893,7 @@
       <w:r>
         <w:rPr>
           <w:rStyle w:val="LegendasChar"/>
+          <w:noProof/>
         </w:rPr>
         <w:t>4</w:t>
       </w:r>
@@ -5167,7 +4937,7 @@
                     <pic:cNvPicPr/>
                   </pic:nvPicPr>
                   <pic:blipFill>
-                    <a:blip r:embed="rId20">
+                    <a:blip r:embed="rId16">
                       <a:extLst>
                         <a:ext uri="{28A0092B-C50C-407E-A947-70E740481C1C}">
                           <a14:useLocalDpi xmlns:a14="http://schemas.microsoft.com/office/drawing/2010/main" val="0"/>
@@ -5215,11 +4985,11 @@
       <w:pPr>
         <w:pStyle w:val="Ttulo3"/>
       </w:pPr>
-      <w:bookmarkStart w:id="27" w:name="_Toc162135300"/>
+      <w:bookmarkStart w:id="22" w:name="_Toc162135300"/>
       <w:r>
         <w:t>Placa Microcontrolador Esp32</w:t>
       </w:r>
-      <w:bookmarkEnd w:id="27"/>
+      <w:bookmarkEnd w:id="22"/>
     </w:p>
     <w:p>
       <w:r>
@@ -5349,7 +5119,7 @@
                     </pic:cNvPicPr>
                   </pic:nvPicPr>
                   <pic:blipFill>
-                    <a:blip r:embed="rId21" cstate="print">
+                    <a:blip r:embed="rId17" cstate="print">
                       <a:extLst>
                         <a:ext uri="{28A0092B-C50C-407E-A947-70E740481C1C}">
                           <a14:useLocalDpi xmlns:a14="http://schemas.microsoft.com/office/drawing/2010/main" val="0"/>
@@ -5413,11 +5183,12 @@
       <w:pPr>
         <w:pStyle w:val="Ttulo3"/>
       </w:pPr>
-      <w:bookmarkStart w:id="28" w:name="_Toc162135301"/>
-      <w:r>
+      <w:bookmarkStart w:id="23" w:name="_Toc162135301"/>
+      <w:r>
+        <w:lastRenderedPageBreak/>
         <w:t>Raspberry Pi 3B+</w:t>
       </w:r>
-      <w:bookmarkEnd w:id="28"/>
+      <w:bookmarkEnd w:id="23"/>
     </w:p>
     <w:p>
       <w:r>
@@ -5685,7 +5456,7 @@
                     </pic:cNvPicPr>
                   </pic:nvPicPr>
                   <pic:blipFill>
-                    <a:blip r:embed="rId22" cstate="print">
+                    <a:blip r:embed="rId18" cstate="print">
                       <a:extLst>
                         <a:ext uri="{28A0092B-C50C-407E-A947-70E740481C1C}">
                           <a14:useLocalDpi xmlns:a14="http://schemas.microsoft.com/office/drawing/2010/main" val="0"/>
@@ -5760,28 +5531,14 @@
       <w:pPr>
         <w:pStyle w:val="Ttulo1"/>
       </w:pPr>
-      <w:bookmarkStart w:id="29" w:name="_Toc162135302"/>
-      <w:r>
+      <w:bookmarkStart w:id="24" w:name="_Toc162135302"/>
+      <w:r>
+        <w:lastRenderedPageBreak/>
         <w:t>OBJETIVO GERAL</w:t>
       </w:r>
-      <w:bookmarkEnd w:id="29"/>
-    </w:p>
-    <w:p>
-      <w:pPr>
-        <w:pStyle w:val="Anotaes"/>
-      </w:pPr>
-      <w:r>
-        <w:t>D</w:t>
-      </w:r>
-      <w:r>
-        <w:t>efine o que será feito, explicar, entender, analisar, realizar uma coleta de dados, interpretar informações.</w:t>
-      </w:r>
-    </w:p>
-    <w:p>
-      <w:pPr>
-        <w:pStyle w:val="Anotaes"/>
-      </w:pPr>
-    </w:p>
+      <w:bookmarkEnd w:id="24"/>
+    </w:p>
+    <w:p/>
     <w:p>
       <w:pPr>
         <w:ind w:firstLine="720"/>
@@ -5918,200 +5675,216 @@
       <w:r>
         <w:br w:type="page"/>
       </w:r>
-      <w:bookmarkStart w:id="30" w:name="_Toc162135303"/>
-      <w:r>
+      <w:bookmarkStart w:id="25" w:name="_Toc162135303"/>
+      <w:r>
+        <w:lastRenderedPageBreak/>
         <w:t>METODOLOGIA DA EXECUÇÃO DO PROJETO</w:t>
       </w:r>
-      <w:bookmarkEnd w:id="30"/>
-    </w:p>
-    <w:p>
-      <w:pPr>
-        <w:spacing w:after="160" w:line="360" w:lineRule="auto"/>
-        <w:ind w:firstLine="709"/>
-        <w:rPr>
-          <w:szCs w:val="24"/>
-        </w:rPr>
-      </w:pPr>
-    </w:p>
-    <w:p>
-      <w:pPr>
-        <w:pStyle w:val="Anotaes"/>
-      </w:pPr>
-      <w:r>
-        <w:t>São as técnicas para obter informações, levando em consideração os tipos de pesquisa.</w:t>
-      </w:r>
-    </w:p>
-    <w:p>
-      <w:pPr>
-        <w:pStyle w:val="Anotaes"/>
-      </w:pPr>
-      <w:r>
-        <w:t>Aqui nós falamos sobre o uso de ferramentas de laboratório, se tiramos informações de livros, os gastos gerais para o desenvolvimento, entre outras opções.</w:t>
-      </w:r>
-    </w:p>
-    <w:p>
-      <w:pPr>
-        <w:pStyle w:val="Anotaes"/>
-      </w:pPr>
-    </w:p>
-    <w:p>
-      <w:pPr>
-        <w:pStyle w:val="Anotaes"/>
-        <w:numPr>
-          <w:ilvl w:val="0"/>
-          <w:numId w:val="1"/>
-        </w:numPr>
-      </w:pPr>
-      <w:r>
-        <w:t>Estudo das normas brasileiras de combate a incêndios</w:t>
-      </w:r>
-      <w:r>
-        <w:t xml:space="preserve"> (NBR</w:t>
+      <w:bookmarkEnd w:id="25"/>
+    </w:p>
+    <w:p/>
+    <w:p>
+      <w:r>
+        <w:tab/>
+      </w:r>
+      <w:r>
+        <w:t xml:space="preserve">O desenvolvimento deste projeto </w:t>
+      </w:r>
+      <w:r>
+        <w:t xml:space="preserve">tem como base </w:t>
+      </w:r>
+      <w:r>
+        <w:t xml:space="preserve">estudos das normas </w:t>
+      </w:r>
+      <w:r>
+        <w:t xml:space="preserve">necessárias </w:t>
+      </w:r>
+      <w:r>
+        <w:t>para a detecção de incêndios</w:t>
+      </w:r>
+      <w:r>
+        <w:t xml:space="preserve"> de forma correta</w:t>
+      </w:r>
+      <w:r>
+        <w:t>, sendo a</w:t>
       </w:r>
       <w:r>
         <w:t xml:space="preserve"> </w:t>
       </w:r>
       <w:r>
-        <w:t>-</w:t>
+        <w:t>referência</w:t>
       </w:r>
       <w:r>
         <w:t xml:space="preserve"> </w:t>
       </w:r>
       <w:r>
-        <w:t>1720</w:t>
-      </w:r>
-      <w:r>
-        <w:t>)</w:t>
-      </w:r>
-    </w:p>
-    <w:p>
-      <w:pPr>
-        <w:pStyle w:val="Anotaes"/>
-        <w:numPr>
-          <w:ilvl w:val="0"/>
-          <w:numId w:val="1"/>
-        </w:numPr>
-      </w:pPr>
-      <w:r>
-        <w:t>Estudo das tecnologias e ferramentas</w:t>
-      </w:r>
-    </w:p>
-    <w:p>
-      <w:pPr>
-        <w:pStyle w:val="Anotaes"/>
-        <w:numPr>
-          <w:ilvl w:val="0"/>
-          <w:numId w:val="1"/>
-        </w:numPr>
-      </w:pPr>
-      <w:r>
-        <w:t>E os futuros testes do sistema e do servidor</w:t>
-      </w:r>
-    </w:p>
-    <w:p>
-      <w:pPr>
-        <w:pStyle w:val="Anotaes"/>
-      </w:pPr>
+        <w:t>as</w:t>
+      </w:r>
+      <w:r>
+        <w:t xml:space="preserve"> normas</w:t>
+      </w:r>
+      <w:r>
+        <w:t xml:space="preserve"> criadas pela ABNT</w:t>
+      </w:r>
+      <w:r>
+        <w:t xml:space="preserve">, descritas no documento </w:t>
+      </w:r>
+      <w:r>
+        <w:t>NBR</w:t>
+      </w:r>
+      <w:r>
+        <w:t xml:space="preserve"> </w:t>
+      </w:r>
+      <w:r>
+        <w:t>–</w:t>
+      </w:r>
+      <w:r>
+        <w:t xml:space="preserve"> 172</w:t>
+      </w:r>
+      <w:r>
+        <w:t>4</w:t>
+      </w:r>
+      <w:r>
+        <w:t>0</w:t>
+      </w:r>
+      <w:r>
+        <w:t xml:space="preserve"> </w:t>
+      </w:r>
+      <w:r>
+        <w:t xml:space="preserve">de 2010, </w:t>
+      </w:r>
+      <w:r>
+        <w:t>que é específico para esse tipo de sistema</w:t>
+      </w:r>
+      <w:r>
+        <w:t>.</w:t>
+      </w:r>
+      <w:r>
+        <w:t xml:space="preserve"> Estas garantem </w:t>
+      </w:r>
+      <w:r>
+        <w:t>as noções necessárias para guiar o projeto</w:t>
+      </w:r>
+      <w:r>
+        <w:t xml:space="preserve">, em relação ao entendimento </w:t>
+      </w:r>
+      <w:r>
+        <w:t xml:space="preserve">de </w:t>
+      </w:r>
+      <w:r>
+        <w:t>diversos</w:t>
+      </w:r>
+      <w:r>
+        <w:t xml:space="preserve"> tipos de </w:t>
+      </w:r>
+      <w:r>
+        <w:t xml:space="preserve">sistemas de detecção e alarme de </w:t>
+      </w:r>
+      <w:r>
+        <w:t>incêndios.</w:t>
+      </w:r>
     </w:p>
     <w:p>
       <w:r>
         <w:tab/>
       </w:r>
       <w:r>
-        <w:t xml:space="preserve">O desenvolvimento deste projeto </w:t>
-      </w:r>
-      <w:r>
-        <w:t xml:space="preserve">tem como base </w:t>
-      </w:r>
-      <w:r>
-        <w:t xml:space="preserve">estudos das normas </w:t>
-      </w:r>
-      <w:r>
-        <w:t xml:space="preserve">necessárias </w:t>
-      </w:r>
-      <w:r>
-        <w:t>para a detecção de incêndios</w:t>
-      </w:r>
-      <w:r>
-        <w:t xml:space="preserve"> de forma correta</w:t>
-      </w:r>
-      <w:r>
-        <w:t>, sendo a</w:t>
+        <w:t>Além disso, também ser</w:t>
+      </w:r>
+      <w:r>
+        <w:t>ão</w:t>
       </w:r>
       <w:r>
         <w:t xml:space="preserve"> </w:t>
       </w:r>
       <w:r>
-        <w:t>referência</w:t>
+        <w:t>feitos</w:t>
       </w:r>
       <w:r>
         <w:t xml:space="preserve"> </w:t>
       </w:r>
       <w:r>
-        <w:t>as</w:t>
-      </w:r>
-      <w:r>
-        <w:t xml:space="preserve"> normas</w:t>
-      </w:r>
-      <w:r>
-        <w:t xml:space="preserve"> criadas pela ABNT</w:t>
-      </w:r>
-      <w:r>
-        <w:t xml:space="preserve">, descritas no documento </w:t>
-      </w:r>
-      <w:r>
-        <w:t>NBR</w:t>
-      </w:r>
-      <w:r>
-        <w:t xml:space="preserve"> </w:t>
-      </w:r>
-      <w:r>
-        <w:t>–</w:t>
-      </w:r>
-      <w:r>
-        <w:t xml:space="preserve"> 172</w:t>
-      </w:r>
-      <w:r>
-        <w:t>4</w:t>
-      </w:r>
-      <w:r>
-        <w:t>0</w:t>
-      </w:r>
-      <w:r>
-        <w:t xml:space="preserve"> </w:t>
-      </w:r>
-      <w:r>
-        <w:t xml:space="preserve">de 2010, </w:t>
-      </w:r>
-      <w:r>
-        <w:t>que é específico para esse tipo de sistema</w:t>
-      </w:r>
-      <w:r>
-        <w:t>.</w:t>
-      </w:r>
-      <w:r>
-        <w:t xml:space="preserve"> Estas garantem </w:t>
-      </w:r>
-      <w:r>
-        <w:t>as noções necessárias para guiar o projeto</w:t>
-      </w:r>
-      <w:r>
-        <w:t xml:space="preserve">, em relação ao entendimento </w:t>
-      </w:r>
-      <w:r>
-        <w:t xml:space="preserve">de </w:t>
-      </w:r>
-      <w:r>
-        <w:t>diversos</w:t>
-      </w:r>
-      <w:r>
-        <w:t xml:space="preserve"> tipos de </w:t>
-      </w:r>
-      <w:r>
-        <w:t xml:space="preserve">sistemas de detecção e alarme de </w:t>
-      </w:r>
-      <w:r>
-        <w:t>incêndios.</w:t>
+        <w:t xml:space="preserve">estudos </w:t>
+      </w:r>
+      <w:r>
+        <w:t>sobre tecnologias</w:t>
+      </w:r>
+      <w:r>
+        <w:t xml:space="preserve"> e componentes que </w:t>
+      </w:r>
+      <w:r>
+        <w:t>serão</w:t>
+      </w:r>
+      <w:r>
+        <w:t xml:space="preserve"> u</w:t>
+      </w:r>
+      <w:r>
+        <w:t>tiliz</w:t>
+      </w:r>
+      <w:r>
+        <w:t>ados</w:t>
+      </w:r>
+      <w:r>
+        <w:t>, desde os sensores que ir</w:t>
+      </w:r>
+      <w:r>
+        <w:t>ão</w:t>
+      </w:r>
+      <w:r>
+        <w:t xml:space="preserve"> fazer o monitoramento dos aspectos necessários para o </w:t>
+      </w:r>
+      <w:r>
+        <w:t>surgimento do fogo, até a escolha do melhor componente para a criação do servidor</w:t>
+      </w:r>
+      <w:r>
+        <w:t xml:space="preserve">, cada um visando a melhor eficácia e garantia </w:t>
+      </w:r>
+      <w:r>
+        <w:t>de execução</w:t>
+      </w:r>
+      <w:r>
+        <w:t xml:space="preserve">. Com </w:t>
+      </w:r>
+      <w:r>
+        <w:t xml:space="preserve">o </w:t>
+      </w:r>
+      <w:r>
+        <w:t>conhecimento d</w:t>
+      </w:r>
+      <w:r>
+        <w:t>o</w:t>
+      </w:r>
+      <w:r>
+        <w:t xml:space="preserve"> que é necessário para </w:t>
+      </w:r>
+      <w:r>
+        <w:t xml:space="preserve">o desenvolvimento do projeto, </w:t>
+      </w:r>
+      <w:r>
+        <w:t>foi</w:t>
+      </w:r>
+      <w:r>
+        <w:t xml:space="preserve"> feito a seleção </w:t>
+      </w:r>
+      <w:r>
+        <w:t xml:space="preserve">dos componentes que serão usados </w:t>
+      </w:r>
+      <w:r>
+        <w:t>para cada parte do sistema, desde os sensores</w:t>
+      </w:r>
+      <w:r>
+        <w:t xml:space="preserve">, placa </w:t>
+      </w:r>
+      <w:proofErr w:type="spellStart"/>
+      <w:r>
+        <w:t>microcontrolador</w:t>
+      </w:r>
+      <w:r>
+        <w:t>a</w:t>
+      </w:r>
+      <w:proofErr w:type="spellEnd"/>
+      <w:r>
+        <w:t xml:space="preserve"> até o servidor.</w:t>
       </w:r>
     </w:p>
     <w:p>
@@ -6119,109 +5892,6 @@
         <w:tab/>
       </w:r>
       <w:r>
-        <w:t>Além disso, também ser</w:t>
-      </w:r>
-      <w:r>
-        <w:t>ão</w:t>
-      </w:r>
-      <w:r>
-        <w:t xml:space="preserve"> </w:t>
-      </w:r>
-      <w:r>
-        <w:t>feitos</w:t>
-      </w:r>
-      <w:r>
-        <w:t xml:space="preserve"> </w:t>
-      </w:r>
-      <w:r>
-        <w:t xml:space="preserve">estudos </w:t>
-      </w:r>
-      <w:r>
-        <w:t>sobre tecnologias</w:t>
-      </w:r>
-      <w:r>
-        <w:t xml:space="preserve"> e componentes que </w:t>
-      </w:r>
-      <w:r>
-        <w:t>serão</w:t>
-      </w:r>
-      <w:r>
-        <w:t xml:space="preserve"> u</w:t>
-      </w:r>
-      <w:r>
-        <w:t>tiliz</w:t>
-      </w:r>
-      <w:r>
-        <w:t>ados</w:t>
-      </w:r>
-      <w:r>
-        <w:t>, desde os sensores que ir</w:t>
-      </w:r>
-      <w:r>
-        <w:t>ão</w:t>
-      </w:r>
-      <w:r>
-        <w:t xml:space="preserve"> fazer o monitoramento dos aspectos necessários para o </w:t>
-      </w:r>
-      <w:r>
-        <w:t>surgimento do fogo, até a escolha do melhor componente para a criação do servidor</w:t>
-      </w:r>
-      <w:r>
-        <w:t xml:space="preserve">, cada um visando a melhor eficácia e garantia </w:t>
-      </w:r>
-      <w:r>
-        <w:t>de execução</w:t>
-      </w:r>
-      <w:r>
-        <w:t xml:space="preserve">. Com </w:t>
-      </w:r>
-      <w:r>
-        <w:t xml:space="preserve">o </w:t>
-      </w:r>
-      <w:r>
-        <w:t>conhecimento d</w:t>
-      </w:r>
-      <w:r>
-        <w:t>o</w:t>
-      </w:r>
-      <w:r>
-        <w:t xml:space="preserve"> que é necessário para </w:t>
-      </w:r>
-      <w:r>
-        <w:t xml:space="preserve">o desenvolvimento do projeto, </w:t>
-      </w:r>
-      <w:r>
-        <w:t>foi</w:t>
-      </w:r>
-      <w:r>
-        <w:t xml:space="preserve"> feito a seleção </w:t>
-      </w:r>
-      <w:r>
-        <w:t xml:space="preserve">dos componentes que serão usados </w:t>
-      </w:r>
-      <w:r>
-        <w:t>para cada parte do sistema, desde os sensores</w:t>
-      </w:r>
-      <w:r>
-        <w:t xml:space="preserve">, placa </w:t>
-      </w:r>
-      <w:proofErr w:type="spellStart"/>
-      <w:r>
-        <w:t>microcontrolador</w:t>
-      </w:r>
-      <w:r>
-        <w:t>a</w:t>
-      </w:r>
-      <w:proofErr w:type="spellEnd"/>
-      <w:r>
-        <w:t xml:space="preserve"> até o servidor.</w:t>
-      </w:r>
-    </w:p>
-    <w:p>
-      <w:r>
-        <w:tab/>
-      </w:r>
-      <w:r>
         <w:t>Por fim, durante o desenvolvimento do sistema, ser</w:t>
       </w:r>
       <w:r>
@@ -6255,35 +5925,14 @@
       <w:pPr>
         <w:pStyle w:val="Ttulo1"/>
       </w:pPr>
-      <w:bookmarkStart w:id="31" w:name="_Toc162135304"/>
-      <w:r>
+      <w:bookmarkStart w:id="26" w:name="_Toc162135304"/>
+      <w:r>
+        <w:lastRenderedPageBreak/>
         <w:t>RESULTADOS ESPERADOS</w:t>
       </w:r>
-      <w:bookmarkEnd w:id="31"/>
-    </w:p>
-    <w:p>
-      <w:pPr>
-        <w:spacing w:after="160" w:line="360" w:lineRule="auto"/>
-        <w:jc w:val="center"/>
-        <w:rPr>
-          <w:sz w:val="40"/>
-          <w:szCs w:val="40"/>
-        </w:rPr>
-      </w:pPr>
-    </w:p>
-    <w:p>
-      <w:pPr>
-        <w:pStyle w:val="Anotaes"/>
-      </w:pPr>
-      <w:r>
-        <w:t>Espaço específico para explicar o que se espera alcançar com os objetivos específicos.</w:t>
-      </w:r>
-    </w:p>
-    <w:p>
-      <w:pPr>
-        <w:pStyle w:val="Anotaes"/>
-      </w:pPr>
-    </w:p>
+      <w:bookmarkEnd w:id="26"/>
+    </w:p>
+    <w:p/>
     <w:p>
       <w:r>
         <w:tab/>
@@ -6469,180 +6118,14 @@
           <w:numId w:val="0"/>
         </w:numPr>
       </w:pPr>
-      <w:bookmarkStart w:id="32" w:name="_Toc162135305"/>
-      <w:r>
+      <w:bookmarkStart w:id="27" w:name="_Toc162135305"/>
+      <w:r>
+        <w:lastRenderedPageBreak/>
         <w:t>REFERÊNCIAS BIBLIOGRÁFICAS</w:t>
       </w:r>
-      <w:bookmarkEnd w:id="32"/>
-    </w:p>
-    <w:p>
-      <w:pPr>
-        <w:spacing w:after="160" w:line="259" w:lineRule="auto"/>
-        <w:rPr>
-          <w:rFonts w:ascii="Calibri" w:eastAsia="Calibri" w:hAnsi="Calibri" w:cs="Calibri"/>
-        </w:rPr>
-      </w:pPr>
-    </w:p>
-    <w:p>
-      <w:pPr>
-        <w:pStyle w:val="Anotaes"/>
-        <w:rPr>
-          <w:rFonts w:eastAsia="Calibri"/>
-        </w:rPr>
-      </w:pPr>
-      <w:r>
-        <w:rPr>
-          <w:rFonts w:eastAsia="Calibri"/>
-        </w:rPr>
-        <w:t>Dar os créditos pelas fontes de pesquisa para não se enquadrar em plágio.</w:t>
-      </w:r>
-    </w:p>
-    <w:p>
-      <w:pPr>
-        <w:pStyle w:val="Anotaes"/>
-        <w:rPr>
-          <w:rFonts w:eastAsia="Calibri"/>
-        </w:rPr>
-      </w:pPr>
-      <w:r>
-        <w:rPr>
-          <w:rFonts w:eastAsia="Calibri"/>
-        </w:rPr>
-        <w:t>De acordo com as normas da ABN</w:t>
-      </w:r>
-      <w:r>
-        <w:rPr>
-          <w:rFonts w:eastAsia="Calibri"/>
-        </w:rPr>
-        <w:t xml:space="preserve"> </w:t>
-      </w:r>
-      <w:r>
-        <w:rPr>
-          <w:rFonts w:eastAsia="Calibri"/>
-        </w:rPr>
-        <w:t>T, as referências devem seguir uma ordem lógica:</w:t>
-      </w:r>
-    </w:p>
-    <w:p>
-      <w:pPr>
-        <w:pStyle w:val="Anotaes"/>
-        <w:ind w:left="720"/>
-        <w:rPr>
-          <w:rFonts w:eastAsia="Calibri"/>
-        </w:rPr>
-      </w:pPr>
-      <w:r>
-        <w:rPr>
-          <w:rFonts w:eastAsia="Calibri"/>
-        </w:rPr>
-        <w:t>Ordem alfabética única:</w:t>
-      </w:r>
-    </w:p>
-    <w:p>
-      <w:pPr>
-        <w:pStyle w:val="Anotaes"/>
-        <w:ind w:left="2160"/>
-        <w:rPr>
-          <w:rFonts w:eastAsia="Calibri"/>
-        </w:rPr>
-      </w:pPr>
-      <w:r>
-        <w:rPr>
-          <w:rFonts w:eastAsia="Calibri"/>
-        </w:rPr>
-        <w:t>Em primeiro lugar, observe a ordem alfabética. Inicie pelo sobrenome do autor. Em caso de entidades autoras, a regra é seguir pelo título da entidade.</w:t>
-      </w:r>
-    </w:p>
-    <w:p>
-      <w:pPr>
-        <w:pStyle w:val="Anotaes"/>
-        <w:ind w:left="720"/>
-        <w:rPr>
-          <w:rFonts w:eastAsia="Calibri"/>
-        </w:rPr>
-      </w:pPr>
-      <w:r>
-        <w:rPr>
-          <w:rFonts w:eastAsia="Calibri"/>
-        </w:rPr>
-        <w:t>Espaçamento simples:</w:t>
-      </w:r>
-    </w:p>
-    <w:p>
-      <w:pPr>
-        <w:pStyle w:val="Anotaes"/>
-        <w:ind w:left="2160"/>
-        <w:rPr>
-          <w:rFonts w:eastAsia="Calibri"/>
-        </w:rPr>
-      </w:pPr>
-      <w:r>
-        <w:rPr>
-          <w:rFonts w:eastAsia="Calibri"/>
-        </w:rPr>
-        <w:t>Também não se esqueça de alinhar todas as referências à margem esquerda.</w:t>
-      </w:r>
-    </w:p>
-    <w:p>
-      <w:pPr>
-        <w:pStyle w:val="Anotaes"/>
-        <w:ind w:left="720"/>
-        <w:rPr>
-          <w:rFonts w:eastAsia="Calibri"/>
-        </w:rPr>
-      </w:pPr>
-      <w:r>
-        <w:rPr>
-          <w:rFonts w:eastAsia="Calibri"/>
-        </w:rPr>
-        <w:t>Título em destaque:</w:t>
-      </w:r>
-    </w:p>
-    <w:p>
-      <w:pPr>
-        <w:pStyle w:val="Anotaes"/>
-        <w:ind w:left="2160"/>
-        <w:rPr>
-          <w:rFonts w:eastAsia="Calibri"/>
-        </w:rPr>
-      </w:pPr>
-      <w:r>
-        <w:rPr>
-          <w:rFonts w:eastAsia="Calibri"/>
-        </w:rPr>
-        <w:t>O destaque pode ser feito em itálico, sublinhado ou negrito. Subtítulos não recebem destaque.</w:t>
-      </w:r>
-    </w:p>
-    <w:p>
-      <w:pPr>
-        <w:pStyle w:val="Anotaes"/>
-        <w:ind w:left="720"/>
-        <w:rPr>
-          <w:rFonts w:eastAsia="Calibri"/>
-        </w:rPr>
-      </w:pPr>
-      <w:r>
-        <w:rPr>
-          <w:rFonts w:eastAsia="Calibri"/>
-        </w:rPr>
-        <w:t>Sobrenomes em caixa alta:</w:t>
-      </w:r>
-    </w:p>
-    <w:p>
-      <w:pPr>
-        <w:pStyle w:val="Anotaes"/>
-        <w:ind w:left="1440"/>
-        <w:rPr>
-          <w:rFonts w:eastAsia="Calibri"/>
-        </w:rPr>
-      </w:pPr>
-      <w:r>
-        <w:rPr>
-          <w:rFonts w:eastAsia="Calibri"/>
-        </w:rPr>
-        <w:t>Os sobrenomes apenas com letras maiúsculas.</w:t>
-      </w:r>
-    </w:p>
+      <w:bookmarkEnd w:id="27"/>
+    </w:p>
+    <w:p/>
     <w:p>
       <w:pPr>
         <w:jc w:val="left"/>
@@ -6716,7 +6199,7 @@
         </w:rPr>
         <w:t xml:space="preserve"> em: </w:t>
       </w:r>
-      <w:hyperlink r:id="rId23" w:history="1">
+      <w:hyperlink r:id="rId19" w:history="1">
         <w:r>
           <w:rPr>
             <w:rStyle w:val="Hyperlink"/>
@@ -6766,7 +6249,7 @@
       <w:r>
         <w:t xml:space="preserve"> Disponível em: </w:t>
       </w:r>
-      <w:hyperlink r:id="rId24" w:history="1">
+      <w:hyperlink r:id="rId20" w:history="1">
         <w:r>
           <w:rPr>
             <w:rStyle w:val="Hyperlink"/>
@@ -6806,7 +6289,7 @@
       <w:r>
         <w:t xml:space="preserve">. Disponível em: </w:t>
       </w:r>
-      <w:hyperlink r:id="rId25" w:history="1">
+      <w:hyperlink r:id="rId21" w:history="1">
         <w:r>
           <w:rPr>
             <w:rStyle w:val="Hyperlink"/>
@@ -6854,7 +6337,7 @@
         </w:rPr>
         <w:t xml:space="preserve"> </w:t>
       </w:r>
-      <w:hyperlink r:id="rId26" w:history="1">
+      <w:hyperlink r:id="rId22" w:history="1">
         <w:r>
           <w:rPr>
             <w:rStyle w:val="Hyperlink"/>
@@ -6916,7 +6399,7 @@
       <w:r>
         <w:t xml:space="preserve">. Disponível em: </w:t>
       </w:r>
-      <w:hyperlink r:id="rId27" w:history="1">
+      <w:hyperlink r:id="rId23" w:history="1">
         <w:r>
           <w:rPr>
             <w:rStyle w:val="Hyperlink"/>
@@ -7013,7 +6496,7 @@
       <w:r>
         <w:t xml:space="preserve">. Disponível em: </w:t>
       </w:r>
-      <w:hyperlink r:id="rId28" w:history="1">
+      <w:hyperlink r:id="rId24" w:history="1">
         <w:r>
           <w:rPr>
             <w:rStyle w:val="Hyperlink"/>
@@ -7056,7 +6539,7 @@
       <w:r>
         <w:t xml:space="preserve">. Disponível em: </w:t>
       </w:r>
-      <w:hyperlink r:id="rId29" w:history="1">
+      <w:hyperlink r:id="rId25" w:history="1">
         <w:r>
           <w:rPr>
             <w:rStyle w:val="Hyperlink"/>
@@ -7175,7 +6658,7 @@
       <w:r>
         <w:t xml:space="preserve">Disponível em: </w:t>
       </w:r>
-      <w:hyperlink r:id="rId30" w:history="1">
+      <w:hyperlink r:id="rId26" w:history="1">
         <w:r>
           <w:rPr>
             <w:rStyle w:val="Hyperlink"/>
@@ -7211,6 +6694,7 @@
           <w:b/>
           <w:bCs/>
         </w:rPr>
+        <w:lastRenderedPageBreak/>
         <w:t>Raspberry</w:t>
       </w:r>
       <w:proofErr w:type="spellEnd"/>
@@ -7224,7 +6708,7 @@
       <w:r>
         <w:t xml:space="preserve">. Disponível em: </w:t>
       </w:r>
-      <w:hyperlink r:id="rId31" w:history="1">
+      <w:hyperlink r:id="rId27" w:history="1">
         <w:r>
           <w:rPr>
             <w:rStyle w:val="Hyperlink"/>
@@ -7264,7 +6748,7 @@
       <w:r>
         <w:t xml:space="preserve">. Disponível em: </w:t>
       </w:r>
-      <w:hyperlink r:id="rId32" w:history="1">
+      <w:hyperlink r:id="rId28" w:history="1">
         <w:r>
           <w:rPr>
             <w:rStyle w:val="Hyperlink"/>
@@ -7294,8 +6778,8 @@
       </w:pPr>
     </w:p>
     <w:sectPr>
-      <w:headerReference w:type="default" r:id="rId33"/>
-      <w:footerReference w:type="default" r:id="rId34"/>
+      <w:headerReference w:type="default" r:id="rId29"/>
+      <w:footerReference w:type="default" r:id="rId30"/>
       <w:pgSz w:w="11909" w:h="16834"/>
       <w:pgMar w:top="1701" w:right="1134" w:bottom="1134" w:left="1701" w:header="720" w:footer="720" w:gutter="0"/>
       <w:pgNumType w:start="4"/>
@@ -7303,77 +6787,6 @@
     </w:sectPr>
   </w:body>
 </w:document>
-</file>
-
-<file path=word/comments.xml><?xml version="1.0" encoding="utf-8"?>
-<w:comments xmlns:wpc="http://schemas.microsoft.com/office/word/2010/wordprocessingCanvas" xmlns:cx="http://schemas.microsoft.com/office/drawing/2014/chartex" xmlns:cx1="http://schemas.microsoft.com/office/drawing/2015/9/8/chartex" xmlns:cx2="http://schemas.microsoft.com/office/drawing/2015/10/21/chartex" xmlns:cx3="http://schemas.microsoft.com/office/drawing/2016/5/9/chartex" xmlns:cx4="http://schemas.microsoft.com/office/drawing/2016/5/10/chartex" xmlns:cx5="http://schemas.microsoft.com/office/drawing/2016/5/11/chartex" xmlns:cx6="http://schemas.microsoft.com/office/drawing/2016/5/12/chartex" xmlns:cx7="http://schemas.microsoft.com/office/drawing/2016/5/13/chartex" xmlns:cx8="http://schemas.microsoft.com/office/drawing/2016/5/14/chartex" xmlns:mc="http://schemas.openxmlformats.org/markup-compatibility/2006" xmlns:aink="http://schemas.microsoft.com/office/drawing/2016/ink" xmlns:am3d="http://schemas.microsoft.com/office/drawing/2017/model3d" xmlns:o="urn:schemas-microsoft-com:office:office" xmlns:oel="http://schemas.microsoft.com/office/2019/extlst" xmlns:r="http://schemas.openxmlformats.org/officeDocument/2006/relationships" xmlns:m="http://schemas.openxmlformats.org/officeDocument/2006/math" xmlns:v="urn:schemas-microsoft-com:vml" xmlns:wp14="http://schemas.microsoft.com/office/word/2010/wordprocessingDrawing" xmlns:wp="http://schemas.openxmlformats.org/drawingml/2006/wordprocessingDrawing" xmlns:w10="urn:schemas-microsoft-com:office:word" xmlns:w="http://schemas.openxmlformats.org/wordprocessingml/2006/main" xmlns:w14="http://schemas.microsoft.com/office/word/2010/wordml" xmlns:w15="http://schemas.microsoft.com/office/word/2012/wordml" xmlns:w16cex="http://schemas.microsoft.com/office/word/2018/wordml/cex" xmlns:w16cid="http://schemas.microsoft.com/office/word/2016/wordml/cid" xmlns:w16="http://schemas.microsoft.com/office/word/2018/wordml" xmlns:w16du="http://schemas.microsoft.com/office/word/2023/wordml/word16du" xmlns:w16sdtdh="http://schemas.microsoft.com/office/word/2020/wordml/sdtdatahash" xmlns:w16se="http://schemas.microsoft.com/office/word/2015/wordml/symex" xmlns:wpg="http://schemas.microsoft.com/office/word/2010/wordprocessingGroup" xmlns:wpi="http://schemas.microsoft.com/office/word/2010/wordprocessingInk" xmlns:wne="http://schemas.microsoft.com/office/word/2006/wordml" xmlns:wps="http://schemas.microsoft.com/office/word/2010/wordprocessingShape" mc:Ignorable="w14 w15 w16se w16cid w16 w16cex w16sdtdh w16du wp14">
-  <w:comment w:id="1" w:author="Danyel Aguiar da Silva" w:date="2024-03-18T09:42:00Z" w:initials="DS">
-    <w:p>
-      <w:r>
-        <w:t xml:space="preserve">Uniformizar - maiúsculo ou minúsculo </w:t>
-      </w:r>
-      <w:r>
-        <w:annotationRef/>
-      </w:r>
-    </w:p>
-  </w:comment>
-  <w:comment w:id="3" w:author="Danyel Aguiar da Silva" w:date="2024-03-18T09:43:00Z" w:initials="DS">
-    <w:p>
-      <w:r>
-        <w:t>Referência</w:t>
-      </w:r>
-      <w:r>
-        <w:annotationRef/>
-      </w:r>
-    </w:p>
-  </w:comment>
-  <w:comment w:id="12" w:author="Danyel Aguiar da Silva" w:date="2024-03-18T09:43:00Z" w:initials="DS">
-    <w:p>
-      <w:r>
-        <w:t>Referências</w:t>
-      </w:r>
-      <w:r>
-        <w:annotationRef/>
-      </w:r>
-    </w:p>
-  </w:comment>
-</w:comments>
-</file>
-
-<file path=word/commentsExtended.xml><?xml version="1.0" encoding="utf-8"?>
-<w15:commentsEx xmlns:wpc="http://schemas.microsoft.com/office/word/2010/wordprocessingCanvas" xmlns:cx="http://schemas.microsoft.com/office/drawing/2014/chartex" xmlns:cx1="http://schemas.microsoft.com/office/drawing/2015/9/8/chartex" xmlns:cx2="http://schemas.microsoft.com/office/drawing/2015/10/21/chartex" xmlns:cx3="http://schemas.microsoft.com/office/drawing/2016/5/9/chartex" xmlns:cx4="http://schemas.microsoft.com/office/drawing/2016/5/10/chartex" xmlns:cx5="http://schemas.microsoft.com/office/drawing/2016/5/11/chartex" xmlns:cx6="http://schemas.microsoft.com/office/drawing/2016/5/12/chartex" xmlns:cx7="http://schemas.microsoft.com/office/drawing/2016/5/13/chartex" xmlns:cx8="http://schemas.microsoft.com/office/drawing/2016/5/14/chartex" xmlns:mc="http://schemas.openxmlformats.org/markup-compatibility/2006" xmlns:aink="http://schemas.microsoft.com/office/drawing/2016/ink" xmlns:am3d="http://schemas.microsoft.com/office/drawing/2017/model3d" xmlns:o="urn:schemas-microsoft-com:office:office" xmlns:oel="http://schemas.microsoft.com/office/2019/extlst" xmlns:r="http://schemas.openxmlformats.org/officeDocument/2006/relationships" xmlns:m="http://schemas.openxmlformats.org/officeDocument/2006/math" xmlns:v="urn:schemas-microsoft-com:vml" xmlns:wp14="http://schemas.microsoft.com/office/word/2010/wordprocessingDrawing" xmlns:wp="http://schemas.openxmlformats.org/drawingml/2006/wordprocessingDrawing" xmlns:w10="urn:schemas-microsoft-com:office:word" xmlns:w="http://schemas.openxmlformats.org/wordprocessingml/2006/main" xmlns:w14="http://schemas.microsoft.com/office/word/2010/wordml" xmlns:w15="http://schemas.microsoft.com/office/word/2012/wordml" xmlns:w16cex="http://schemas.microsoft.com/office/word/2018/wordml/cex" xmlns:w16cid="http://schemas.microsoft.com/office/word/2016/wordml/cid" xmlns:w16="http://schemas.microsoft.com/office/word/2018/wordml" xmlns:w16du="http://schemas.microsoft.com/office/word/2023/wordml/word16du" xmlns:w16sdtdh="http://schemas.microsoft.com/office/word/2020/wordml/sdtdatahash" xmlns:w16se="http://schemas.microsoft.com/office/word/2015/wordml/symex" xmlns:wpg="http://schemas.microsoft.com/office/word/2010/wordprocessingGroup" xmlns:wpi="http://schemas.microsoft.com/office/word/2010/wordprocessingInk" xmlns:wne="http://schemas.microsoft.com/office/word/2006/wordml" xmlns:wps="http://schemas.microsoft.com/office/word/2010/wordprocessingShape" mc:Ignorable="w14 w15 w16se w16cid w16 w16cex w16sdtdh w16du wp14">
-  <w15:commentEx w15:paraId="5596AD3F" w15:done="1"/>
-  <w15:commentEx w15:paraId="034590F0" w15:done="1"/>
-  <w15:commentEx w15:paraId="695485F3" w15:done="1"/>
-</w15:commentsEx>
-</file>
-
-<file path=word/commentsExtensible.xml><?xml version="1.0" encoding="utf-8"?>
-<w16cex:commentsExtensible xmlns:wpc="http://schemas.microsoft.com/office/word/2010/wordprocessingCanvas" xmlns:cx="http://schemas.microsoft.com/office/drawing/2014/chartex" xmlns:cx1="http://schemas.microsoft.com/office/drawing/2015/9/8/chartex" xmlns:cx2="http://schemas.microsoft.com/office/drawing/2015/10/21/chartex" xmlns:cx3="http://schemas.microsoft.com/office/drawing/2016/5/9/chartex" xmlns:cx4="http://schemas.microsoft.com/office/drawing/2016/5/10/chartex" xmlns:cx5="http://schemas.microsoft.com/office/drawing/2016/5/11/chartex" xmlns:cx6="http://schemas.microsoft.com/office/drawing/2016/5/12/chartex" xmlns:cx7="http://schemas.microsoft.com/office/drawing/2016/5/13/chartex" xmlns:cx8="http://schemas.microsoft.com/office/drawing/2016/5/14/chartex" xmlns:cr="http://schemas.microsoft.com/office/comments/2020/reactions" xmlns:mc="http://schemas.openxmlformats.org/markup-compatibility/2006" xmlns:aink="http://schemas.microsoft.com/office/drawing/2016/ink" xmlns:am3d="http://schemas.microsoft.com/office/drawing/2017/model3d" xmlns:o="urn:schemas-microsoft-com:office:office" xmlns:oel="http://schemas.microsoft.com/office/2019/extlst" xmlns:r="http://schemas.openxmlformats.org/officeDocument/2006/relationships" xmlns:m="http://schemas.openxmlformats.org/officeDocument/2006/math" xmlns:v="urn:schemas-microsoft-com:vml" xmlns:wp14="http://schemas.microsoft.com/office/word/2010/wordprocessingDrawing" xmlns:wp="http://schemas.openxmlformats.org/drawingml/2006/wordprocessingDrawing" xmlns:w10="urn:schemas-microsoft-com:office:word" xmlns:w="http://schemas.openxmlformats.org/wordprocessingml/2006/main" xmlns:w14="http://schemas.microsoft.com/office/word/2010/wordml" xmlns:w15="http://schemas.microsoft.com/office/word/2012/wordml" xmlns:w16cex="http://schemas.microsoft.com/office/word/2018/wordml/cex" xmlns:w16cid="http://schemas.microsoft.com/office/word/2016/wordml/cid" xmlns:w16="http://schemas.microsoft.com/office/word/2018/wordml" xmlns:w16du="http://schemas.microsoft.com/office/word/2023/wordml/word16du" xmlns:w16sdtdh="http://schemas.microsoft.com/office/word/2020/wordml/sdtdatahash" xmlns:w16se="http://schemas.microsoft.com/office/word/2015/wordml/symex" xmlns:wpg="http://schemas.microsoft.com/office/word/2010/wordprocessingGroup" xmlns:wpi="http://schemas.microsoft.com/office/word/2010/wordprocessingInk" xmlns:wne="http://schemas.microsoft.com/office/word/2006/wordml" xmlns:wps="http://schemas.microsoft.com/office/word/2010/wordprocessingShape" mc:Ignorable="w14 w15 w16se w16cid w16 w16cex w16sdtdh cr w16du wp14">
-  <w16cex:commentExtensible w16cex:durableId="13C20D34" w16cex:dateUtc="2024-03-18T12:42:00Z"/>
-  <w16cex:commentExtensible w16cex:durableId="00805E30" w16cex:dateUtc="2024-03-18T12:43:00Z"/>
-  <w16cex:commentExtensible w16cex:durableId="7DA1A1DE" w16cex:dateUtc="2024-03-18T12:43:00Z">
-    <w16cex:extLst>
-      <w16:ext w16:uri="{CE6994B0-6A32-4C9F-8C6B-6E91EDA988CE}">
-        <cr:reactions xmlns:cr="http://schemas.microsoft.com/office/comments/2020/reactions">
-          <cr:reaction reactionType="1">
-            <cr:reactionInfo dateUtc="2024-03-23T15:25:43Z">
-              <cr:user userId="S::thales.rangel@academico.ifrn.edu.br::1c18e09e-435e-4005-835b-6bc71e8c6a3b" userProvider="AD" userName="Thales Rangel do Nascimento Câmara"/>
-            </cr:reactionInfo>
-          </cr:reaction>
-        </cr:reactions>
-      </w16:ext>
-    </w16cex:extLst>
-  </w16cex:commentExtensible>
-</w16cex:commentsExtensible>
-</file>
-
-<file path=word/commentsIds.xml><?xml version="1.0" encoding="utf-8"?>
-<w16cid:commentsIds xmlns:wpc="http://schemas.microsoft.com/office/word/2010/wordprocessingCanvas" xmlns:cx="http://schemas.microsoft.com/office/drawing/2014/chartex" xmlns:cx1="http://schemas.microsoft.com/office/drawing/2015/9/8/chartex" xmlns:cx2="http://schemas.microsoft.com/office/drawing/2015/10/21/chartex" xmlns:cx3="http://schemas.microsoft.com/office/drawing/2016/5/9/chartex" xmlns:cx4="http://schemas.microsoft.com/office/drawing/2016/5/10/chartex" xmlns:cx5="http://schemas.microsoft.com/office/drawing/2016/5/11/chartex" xmlns:cx6="http://schemas.microsoft.com/office/drawing/2016/5/12/chartex" xmlns:cx7="http://schemas.microsoft.com/office/drawing/2016/5/13/chartex" xmlns:cx8="http://schemas.microsoft.com/office/drawing/2016/5/14/chartex" xmlns:mc="http://schemas.openxmlformats.org/markup-compatibility/2006" xmlns:aink="http://schemas.microsoft.com/office/drawing/2016/ink" xmlns:am3d="http://schemas.microsoft.com/office/drawing/2017/model3d" xmlns:o="urn:schemas-microsoft-com:office:office" xmlns:oel="http://schemas.microsoft.com/office/2019/extlst" xmlns:r="http://schemas.openxmlformats.org/officeDocument/2006/relationships" xmlns:m="http://schemas.openxmlformats.org/officeDocument/2006/math" xmlns:v="urn:schemas-microsoft-com:vml" xmlns:wp14="http://schemas.microsoft.com/office/word/2010/wordprocessingDrawing" xmlns:wp="http://schemas.openxmlformats.org/drawingml/2006/wordprocessingDrawing" xmlns:w10="urn:schemas-microsoft-com:office:word" xmlns:w="http://schemas.openxmlformats.org/wordprocessingml/2006/main" xmlns:w14="http://schemas.microsoft.com/office/word/2010/wordml" xmlns:w15="http://schemas.microsoft.com/office/word/2012/wordml" xmlns:w16cex="http://schemas.microsoft.com/office/word/2018/wordml/cex" xmlns:w16cid="http://schemas.microsoft.com/office/word/2016/wordml/cid" xmlns:w16="http://schemas.microsoft.com/office/word/2018/wordml" xmlns:w16du="http://schemas.microsoft.com/office/word/2023/wordml/word16du" xmlns:w16sdtdh="http://schemas.microsoft.com/office/word/2020/wordml/sdtdatahash" xmlns:w16se="http://schemas.microsoft.com/office/word/2015/wordml/symex" xmlns:wpg="http://schemas.microsoft.com/office/word/2010/wordprocessingGroup" xmlns:wpi="http://schemas.microsoft.com/office/word/2010/wordprocessingInk" xmlns:wne="http://schemas.microsoft.com/office/word/2006/wordml" xmlns:wps="http://schemas.microsoft.com/office/word/2010/wordprocessingShape" mc:Ignorable="w14 w15 w16se w16cid w16 w16cex w16sdtdh w16du wp14">
-  <w16cid:commentId w16cid:paraId="5596AD3F" w16cid:durableId="13C20D34"/>
-  <w16cid:commentId w16cid:paraId="034590F0" w16cid:durableId="00805E30"/>
-  <w16cid:commentId w16cid:paraId="695485F3" w16cid:durableId="7DA1A1DE"/>
-</w16cid:commentsIds>
 </file>
 
 <file path=word/endnotes.xml><?xml version="1.0" encoding="utf-8"?>
@@ -7418,7 +6831,6 @@
         <w:docPartUnique/>
       </w:docPartObj>
     </w:sdtPr>
-    <w:sdtEndPr/>
     <w:sdtContent>
       <w:p>
         <w:pPr>
@@ -8494,14 +7906,6 @@
     </w:lvlOverride>
   </w:num>
 </w:numbering>
-</file>
-
-<file path=word/people.xml><?xml version="1.0" encoding="utf-8"?>
-<w15:people xmlns:wpc="http://schemas.microsoft.com/office/word/2010/wordprocessingCanvas" xmlns:cx="http://schemas.microsoft.com/office/drawing/2014/chartex" xmlns:cx1="http://schemas.microsoft.com/office/drawing/2015/9/8/chartex" xmlns:cx2="http://schemas.microsoft.com/office/drawing/2015/10/21/chartex" xmlns:cx3="http://schemas.microsoft.com/office/drawing/2016/5/9/chartex" xmlns:cx4="http://schemas.microsoft.com/office/drawing/2016/5/10/chartex" xmlns:cx5="http://schemas.microsoft.com/office/drawing/2016/5/11/chartex" xmlns:cx6="http://schemas.microsoft.com/office/drawing/2016/5/12/chartex" xmlns:cx7="http://schemas.microsoft.com/office/drawing/2016/5/13/chartex" xmlns:cx8="http://schemas.microsoft.com/office/drawing/2016/5/14/chartex" xmlns:mc="http://schemas.openxmlformats.org/markup-compatibility/2006" xmlns:aink="http://schemas.microsoft.com/office/drawing/2016/ink" xmlns:am3d="http://schemas.microsoft.com/office/drawing/2017/model3d" xmlns:o="urn:schemas-microsoft-com:office:office" xmlns:oel="http://schemas.microsoft.com/office/2019/extlst" xmlns:r="http://schemas.openxmlformats.org/officeDocument/2006/relationships" xmlns:m="http://schemas.openxmlformats.org/officeDocument/2006/math" xmlns:v="urn:schemas-microsoft-com:vml" xmlns:wp14="http://schemas.microsoft.com/office/word/2010/wordprocessingDrawing" xmlns:wp="http://schemas.openxmlformats.org/drawingml/2006/wordprocessingDrawing" xmlns:w10="urn:schemas-microsoft-com:office:word" xmlns:w="http://schemas.openxmlformats.org/wordprocessingml/2006/main" xmlns:w14="http://schemas.microsoft.com/office/word/2010/wordml" xmlns:w15="http://schemas.microsoft.com/office/word/2012/wordml" xmlns:w16cex="http://schemas.microsoft.com/office/word/2018/wordml/cex" xmlns:w16cid="http://schemas.microsoft.com/office/word/2016/wordml/cid" xmlns:w16="http://schemas.microsoft.com/office/word/2018/wordml" xmlns:w16du="http://schemas.microsoft.com/office/word/2023/wordml/word16du" xmlns:w16sdtdh="http://schemas.microsoft.com/office/word/2020/wordml/sdtdatahash" xmlns:w16se="http://schemas.microsoft.com/office/word/2015/wordml/symex" xmlns:wpg="http://schemas.microsoft.com/office/word/2010/wordprocessingGroup" xmlns:wpi="http://schemas.microsoft.com/office/word/2010/wordprocessingInk" xmlns:wne="http://schemas.microsoft.com/office/word/2006/wordml" xmlns:wps="http://schemas.microsoft.com/office/word/2010/wordprocessingShape" mc:Ignorable="w14 w15 w16se w16cid w16 w16cex w16sdtdh w16du wp14">
-  <w15:person w15:author="Danyel Aguiar da Silva">
-    <w15:presenceInfo w15:providerId="AD" w15:userId="S::danyel.silva@academico.ifrn.edu.br::97e7b87d-d005-4496-bd50-bbb2465031b2"/>
-  </w15:person>
-</w15:people>
 </file>
 
 <file path=word/styles.xml><?xml version="1.0" encoding="utf-8"?>
@@ -9764,12 +9168,6 @@
 </file>
 
 <file path=customXml/item1.xml><?xml version="1.0" encoding="utf-8"?>
-<p:properties xmlns:p="http://schemas.microsoft.com/office/2006/metadata/properties" xmlns:xsi="http://www.w3.org/2001/XMLSchema-instance" xmlns:pc="http://schemas.microsoft.com/office/infopath/2007/PartnerControls">
-  <documentManagement/>
-</p:properties>
-</file>
-
-<file path=customXml/item2.xml><?xml version="1.0" encoding="utf-8"?>
 <ct:contentTypeSchema xmlns:ct="http://schemas.microsoft.com/office/2006/metadata/contentType" xmlns:ma="http://schemas.microsoft.com/office/2006/metadata/properties/metaAttributes" ct:_="" ma:_="" ma:contentTypeName="Document" ma:contentTypeID="0x010100E4899A09E26F30408B23E907F0745ABA" ma:contentTypeVersion="4" ma:contentTypeDescription="Create a new document." ma:contentTypeScope="" ma:versionID="a24f91c8a86f9c6548a17f87242e9b28">
   <xsd:schema xmlns:xsd="http://www.w3.org/2001/XMLSchema" xmlns:xs="http://www.w3.org/2001/XMLSchema" xmlns:p="http://schemas.microsoft.com/office/2006/metadata/properties" xmlns:ns3="9f367222-540d-4164-9d90-e09e30ed4120" targetNamespace="http://schemas.microsoft.com/office/2006/metadata/properties" ma:root="true" ma:fieldsID="be7621443dce9ebbfe290a65e4e292c8" ns3:_="">
     <xsd:import namespace="9f367222-540d-4164-9d90-e09e30ed4120"/>
@@ -9913,11 +9311,13 @@
 </ct:contentTypeSchema>
 </file>
 
-<file path=customXml/item3.xml><?xml version="1.0" encoding="utf-8"?>
-<b:Sources xmlns:b="http://schemas.openxmlformats.org/officeDocument/2006/bibliography" xmlns="http://schemas.openxmlformats.org/officeDocument/2006/bibliography" SelectedStyle="\APASixthEditionOfficeOnline.xsl" StyleName="APA" Version="6"/>
+<file path=customXml/item2.xml><?xml version="1.0" encoding="utf-8"?>
+<p:properties xmlns:p="http://schemas.microsoft.com/office/2006/metadata/properties" xmlns:xsi="http://www.w3.org/2001/XMLSchema-instance" xmlns:pc="http://schemas.microsoft.com/office/infopath/2007/PartnerControls">
+  <documentManagement/>
+</p:properties>
 </file>
 
-<file path=customXml/item4.xml><?xml version="1.0" encoding="utf-8"?>
+<file path=customXml/item3.xml><?xml version="1.0" encoding="utf-8"?>
 <?mso-contentType ?>
 <FormTemplates xmlns="http://schemas.microsoft.com/sharepoint/v3/contenttype/forms">
   <Display>DocumentLibraryForm</Display>
@@ -9926,16 +9326,11 @@
 </FormTemplates>
 </file>
 
-<file path=customXml/itemProps1.xml><?xml version="1.0" encoding="utf-8"?>
-<ds:datastoreItem xmlns:ds="http://schemas.openxmlformats.org/officeDocument/2006/customXml" ds:itemID="{E1639310-02B9-4683-AFB5-AD65364391A6}">
-  <ds:schemaRefs>
-    <ds:schemaRef ds:uri="http://schemas.microsoft.com/office/2006/metadata/properties"/>
-    <ds:schemaRef ds:uri="http://schemas.microsoft.com/office/infopath/2007/PartnerControls"/>
-  </ds:schemaRefs>
-</ds:datastoreItem>
+<file path=customXml/item4.xml><?xml version="1.0" encoding="utf-8"?>
+<b:Sources xmlns:b="http://schemas.openxmlformats.org/officeDocument/2006/bibliography" xmlns="http://schemas.openxmlformats.org/officeDocument/2006/bibliography" SelectedStyle="\APASixthEditionOfficeOnline.xsl" StyleName="APA" Version="6"/>
 </file>
 
-<file path=customXml/itemProps2.xml><?xml version="1.0" encoding="utf-8"?>
+<file path=customXml/itemProps1.xml><?xml version="1.0" encoding="utf-8"?>
 <ds:datastoreItem xmlns:ds="http://schemas.openxmlformats.org/officeDocument/2006/customXml" ds:itemID="{F017DBA2-5DCD-4A5E-8B9D-E1AC0DD07B43}">
   <ds:schemaRefs>
     <ds:schemaRef ds:uri="http://schemas.microsoft.com/office/2006/metadata/contentType"/>
@@ -9953,18 +9348,27 @@
 </ds:datastoreItem>
 </file>
 
+<file path=customXml/itemProps2.xml><?xml version="1.0" encoding="utf-8"?>
+<ds:datastoreItem xmlns:ds="http://schemas.openxmlformats.org/officeDocument/2006/customXml" ds:itemID="{E1639310-02B9-4683-AFB5-AD65364391A6}">
+  <ds:schemaRefs>
+    <ds:schemaRef ds:uri="http://schemas.microsoft.com/office/2006/metadata/properties"/>
+    <ds:schemaRef ds:uri="http://schemas.microsoft.com/office/infopath/2007/PartnerControls"/>
+  </ds:schemaRefs>
+</ds:datastoreItem>
+</file>
+
 <file path=customXml/itemProps3.xml><?xml version="1.0" encoding="utf-8"?>
+<ds:datastoreItem xmlns:ds="http://schemas.openxmlformats.org/officeDocument/2006/customXml" ds:itemID="{5AA5B35C-9B79-4EB1-903F-E25A1077B436}">
+  <ds:schemaRefs>
+    <ds:schemaRef ds:uri="http://schemas.microsoft.com/sharepoint/v3/contenttype/forms"/>
+  </ds:schemaRefs>
+</ds:datastoreItem>
+</file>
+
+<file path=customXml/itemProps4.xml><?xml version="1.0" encoding="utf-8"?>
 <ds:datastoreItem xmlns:ds="http://schemas.openxmlformats.org/officeDocument/2006/customXml" ds:itemID="{D57ABF61-B0C6-40C6-9533-E0D0C59C7FCD}">
   <ds:schemaRefs>
     <ds:schemaRef ds:uri="http://schemas.openxmlformats.org/officeDocument/2006/bibliography"/>
   </ds:schemaRefs>
 </ds:datastoreItem>
-</file>
-
-<file path=customXml/itemProps4.xml><?xml version="1.0" encoding="utf-8"?>
-<ds:datastoreItem xmlns:ds="http://schemas.openxmlformats.org/officeDocument/2006/customXml" ds:itemID="{5AA5B35C-9B79-4EB1-903F-E25A1077B436}">
-  <ds:schemaRefs>
-    <ds:schemaRef ds:uri="http://schemas.microsoft.com/sharepoint/v3/contenttype/forms"/>
-  </ds:schemaRefs>
-</ds:datastoreItem>
 </file>